--- a/docs/worddocs/03_物流运营-物流管理.docx
+++ b/docs/worddocs/03_物流运营-物流管理.docx
@@ -8,9 +8,7 @@
       </w:pPr>
       <w:r>
         <w:rPr>
-          <w:b/>
-          <w:color w:val="1A365D"/>
-          <w:sz w:val="40"/>
+          <w:color w:val="1A56DB"/>
         </w:rPr>
         <w:t>矿产供应链运营管理系统</w:t>
       </w:r>
@@ -20,19 +18,12 @@
         <w:pStyle w:val="Heading2"/>
       </w:pPr>
       <w:r>
-        <w:rPr>
-          <w:b/>
-          <w:color w:val="1E4D8C"/>
-          <w:sz w:val="32"/>
-        </w:rPr>
         <w:t>03 物流运营 · 物流管理</w:t>
       </w:r>
     </w:p>
     <w:p>
       <w:pPr>
-        <w:pBdr>
-          <w:bottom w:val="single" w:sz="4" w:space="1" w:color="C7D2FE"/>
-        </w:pBdr>
+        <w:spacing w:after="40"/>
       </w:pPr>
     </w:p>
     <w:p>
@@ -40,67 +31,35 @@
         <w:pStyle w:val="Heading2"/>
       </w:pPr>
       <w:r>
-        <w:rPr>
-          <w:b/>
-          <w:color w:val="1E4D8C"/>
-          <w:sz w:val="32"/>
-        </w:rPr>
         <w:t>角色定位</w:t>
       </w:r>
     </w:p>
     <w:p>
       <w:r>
-        <w:rPr>
-          <w:sz w:val="20"/>
-        </w:rPr>
         <w:t>物流运营是</w:t>
       </w:r>
       <w:r>
         <w:rPr>
           <w:b/>
-          <w:sz w:val="20"/>
         </w:rPr>
         <w:t>货物从供应商到仓库、从仓库到客户的组织执行方</w:t>
       </w:r>
       <w:r>
-        <w:rPr>
-          <w:sz w:val="20"/>
-        </w:rPr>
-        <w:t>，负责叫车调度、运输任务全程跟踪、入库与出库确认，以及与承运商的运费核算对账。运营平台方是物流的组织方，承运商是被调度和履约的一方。</w:t>
+        <w:t>，负责叫车调度、运输任务全程跟踪、入库与出库确认，以及与承运商的磅单核对、亏吨核算与运费结算。运营平台方是物流的组织方，承运商是被调度和履约的一方。</w:t>
       </w:r>
     </w:p>
     <w:p>
       <w:pPr>
-        <w:ind w:left="454" w:right="454"/>
-        <w:shd w:val="clear" w:fill="EFF6FF"/>
+        <w:ind w:left="432"/>
+        <w:shd w:val="clear" w:color="auto" w:fill="EFF6FF"/>
       </w:pPr>
       <w:r>
-        <w:rPr>
-          <w:color w:val="1E40AF"/>
-          <w:sz w:val="19"/>
-        </w:rPr>
-      </w:r>
-      <w:r>
-        <w:rPr>
-          <w:b/>
-          <w:color w:val="1E40AF"/>
-          <w:sz w:val="19"/>
-        </w:rPr>
-        <w:t>典型岗位</w:t>
-      </w:r>
-      <w:r>
-        <w:rPr>
-          <w:color w:val="1E40AF"/>
-          <w:sz w:val="19"/>
-        </w:rPr>
-        <w:t>：物流对接、物流台账核对、采购对接（如蔡宇豪、李纯福）</w:t>
+        <w:t>**典型岗位**：物流对接、物流台账核对、采购对接（如蔡宇豪、李纯福）</w:t>
       </w:r>
     </w:p>
     <w:p>
       <w:pPr>
-        <w:pBdr>
-          <w:bottom w:val="single" w:sz="4" w:space="1" w:color="C7D2FE"/>
-        </w:pBdr>
+        <w:spacing w:after="40"/>
       </w:pPr>
     </w:p>
     <w:p>
@@ -108,114 +67,42 @@
         <w:pStyle w:val="Heading2"/>
       </w:pPr>
       <w:r>
-        <w:rPr>
-          <w:b/>
-          <w:color w:val="1E4D8C"/>
-          <w:sz w:val="32"/>
-        </w:rPr>
         <w:t>业务链位置</w:t>
       </w:r>
     </w:p>
     <w:p>
       <w:pPr>
-        <w:ind w:left="454"/>
+        <w:shd w:val="clear" w:color="auto" w:fill="F3F4F6"/>
       </w:pPr>
       <w:r>
         <w:rPr>
           <w:rFonts w:ascii="Courier New" w:hAnsi="Courier New"/>
-          <w:color w:val="1E406E"/>
-          <w:sz w:val="17"/>
+          <w:sz w:val="18"/>
         </w:rPr>
         <w:t>【采销业务员 · 合同管理】</w:t>
         <w:br/>
-      </w:r>
-      <w:r>
-        <w:rPr>
-          <w:rFonts w:ascii="Courier New" w:hAnsi="Courier New"/>
-          <w:color w:val="1E406E"/>
-          <w:sz w:val="17"/>
-        </w:rPr>
         <w:t>（下达供应商发货指令 / 销售提单）</w:t>
         <w:br/>
-      </w:r>
-      <w:r>
-        <w:rPr>
-          <w:rFonts w:ascii="Courier New" w:hAnsi="Courier New"/>
-          <w:color w:val="1E406E"/>
-          <w:sz w:val="17"/>
-        </w:rPr>
         <w:t xml:space="preserve">          ↓</w:t>
         <w:br/>
-      </w:r>
-      <w:r>
-        <w:rPr>
-          <w:rFonts w:ascii="Courier New" w:hAnsi="Courier New"/>
-          <w:color w:val="1E406E"/>
-          <w:sz w:val="17"/>
-        </w:rPr>
         <w:t>【物流运营 · 物流管理】← 你在这里</w:t>
         <w:br/>
-      </w:r>
-      <w:r>
-        <w:rPr>
-          <w:rFonts w:ascii="Courier New" w:hAnsi="Courier New"/>
-          <w:color w:val="1E406E"/>
-          <w:sz w:val="17"/>
-        </w:rPr>
         <w:t xml:space="preserve">     ↙              ↘</w:t>
         <w:br/>
-      </w:r>
-      <w:r>
-        <w:rPr>
-          <w:rFonts w:ascii="Courier New" w:hAnsi="Courier New"/>
-          <w:color w:val="1E406E"/>
-          <w:sz w:val="17"/>
-        </w:rPr>
         <w:t>地磅管理            仓储库管</w:t>
         <w:br/>
-      </w:r>
-      <w:r>
-        <w:rPr>
-          <w:rFonts w:ascii="Courier New" w:hAnsi="Courier New"/>
-          <w:color w:val="1E406E"/>
-          <w:sz w:val="17"/>
-        </w:rPr>
         <w:t>（车辆过磅）        （触发入库/出库）</w:t>
         <w:br/>
-      </w:r>
-      <w:r>
-        <w:rPr>
-          <w:rFonts w:ascii="Courier New" w:hAnsi="Courier New"/>
-          <w:color w:val="1E406E"/>
-          <w:sz w:val="17"/>
-        </w:rPr>
         <w:t xml:space="preserve">     ↓</w:t>
         <w:br/>
-      </w:r>
-      <w:r>
-        <w:rPr>
-          <w:rFonts w:ascii="Courier New" w:hAnsi="Courier New"/>
-          <w:color w:val="1E406E"/>
-          <w:sz w:val="17"/>
-        </w:rPr>
         <w:t>财务结算</w:t>
         <w:br/>
-      </w:r>
-      <w:r>
-        <w:rPr>
-          <w:rFonts w:ascii="Courier New" w:hAnsi="Courier New"/>
-          <w:color w:val="1E406E"/>
-          <w:sz w:val="17"/>
-        </w:rPr>
         <w:t>（运费核算归集）</w:t>
-        <w:br/>
       </w:r>
     </w:p>
     <w:p>
       <w:pPr>
-        <w:pBdr>
-          <w:bottom w:val="single" w:sz="4" w:space="1" w:color="C7D2FE"/>
-        </w:pBdr>
+        <w:spacing w:after="40"/>
       </w:pPr>
     </w:p>
     <w:p>
@@ -223,11 +110,6 @@
         <w:pStyle w:val="Heading2"/>
       </w:pPr>
       <w:r>
-        <w:rPr>
-          <w:b/>
-          <w:color w:val="1E4D8C"/>
-          <w:sz w:val="32"/>
-        </w:rPr>
         <w:t>上游任务流：开始操作前需确认</w:t>
       </w:r>
     </w:p>
@@ -238,21 +120,22 @@
         <w:tblLook w:firstColumn="1" w:firstRow="1" w:lastColumn="0" w:lastRow="0" w:noHBand="0" w:noVBand="1" w:val="04A0"/>
       </w:tblPr>
       <w:tblGrid>
-        <w:gridCol w:w="3041"/>
-        <w:gridCol w:w="3041"/>
-        <w:gridCol w:w="3041"/>
+        <w:gridCol w:w="2880"/>
+        <w:gridCol w:w="2880"/>
+        <w:gridCol w:w="2880"/>
       </w:tblGrid>
       <w:tr>
         <w:tc>
           <w:tcPr>
-            <w:tcW w:type="dxa" w:w="2929"/>
-            <w:shd w:val="clear" w:color="auto" w:fill="DBEAFE"/>
+            <w:tcW w:type="dxa" w:w="2880"/>
+            <w:shd w:val="clear" w:color="auto" w:fill="1A56DB"/>
           </w:tcPr>
           <w:p>
             <w:r>
               <w:rPr>
                 <w:b/>
-                <w:sz w:val="18"/>
+                <w:color w:val="FFFFFF"/>
+                <w:sz w:val="19"/>
               </w:rPr>
               <w:t>前置条件</w:t>
             </w:r>
@@ -260,14 +143,15 @@
         </w:tc>
         <w:tc>
           <w:tcPr>
-            <w:tcW w:type="dxa" w:w="2929"/>
-            <w:shd w:val="clear" w:color="auto" w:fill="DBEAFE"/>
+            <w:tcW w:type="dxa" w:w="2880"/>
+            <w:shd w:val="clear" w:color="auto" w:fill="1A56DB"/>
           </w:tcPr>
           <w:p>
             <w:r>
               <w:rPr>
                 <w:b/>
-                <w:sz w:val="18"/>
+                <w:color w:val="FFFFFF"/>
+                <w:sz w:val="19"/>
               </w:rPr>
               <w:t>来源</w:t>
             </w:r>
@@ -275,14 +159,15 @@
         </w:tc>
         <w:tc>
           <w:tcPr>
-            <w:tcW w:type="dxa" w:w="2929"/>
-            <w:shd w:val="clear" w:color="auto" w:fill="DBEAFE"/>
+            <w:tcW w:type="dxa" w:w="2880"/>
+            <w:shd w:val="clear" w:color="auto" w:fill="1A56DB"/>
           </w:tcPr>
           <w:p>
             <w:r>
               <w:rPr>
                 <w:b/>
-                <w:sz w:val="18"/>
+                <w:color w:val="FFFFFF"/>
+                <w:sz w:val="19"/>
               </w:rPr>
               <w:t>说明</w:t>
             </w:r>
@@ -292,12 +177,12 @@
       <w:tr>
         <w:tc>
           <w:tcPr>
-            <w:tcW w:type="dxa" w:w="2929"/>
+            <w:tcW w:type="dxa" w:w="2880"/>
           </w:tcPr>
           <w:p>
             <w:r>
               <w:rPr>
-                <w:sz w:val="18"/>
+                <w:sz w:val="19"/>
               </w:rPr>
               <w:t>供应商发货指令已下达</w:t>
             </w:r>
@@ -305,12 +190,12 @@
         </w:tc>
         <w:tc>
           <w:tcPr>
-            <w:tcW w:type="dxa" w:w="2929"/>
+            <w:tcW w:type="dxa" w:w="2880"/>
           </w:tcPr>
           <w:p>
             <w:r>
               <w:rPr>
-                <w:sz w:val="18"/>
+                <w:sz w:val="19"/>
               </w:rPr>
               <w:t>采销业务员</w:t>
             </w:r>
@@ -318,12 +203,12 @@
         </w:tc>
         <w:tc>
           <w:tcPr>
-            <w:tcW w:type="dxa" w:w="2929"/>
+            <w:tcW w:type="dxa" w:w="2880"/>
           </w:tcPr>
           <w:p>
             <w:r>
               <w:rPr>
-                <w:sz w:val="18"/>
+                <w:sz w:val="19"/>
               </w:rPr>
               <w:t>采购合同生效后，业务员在系统下达发货指令，你接收并创建运输任务</w:t>
             </w:r>
@@ -333,12 +218,12 @@
       <w:tr>
         <w:tc>
           <w:tcPr>
-            <w:tcW w:type="dxa" w:w="2929"/>
+            <w:tcW w:type="dxa" w:w="2880"/>
           </w:tcPr>
           <w:p>
             <w:r>
               <w:rPr>
-                <w:sz w:val="18"/>
+                <w:sz w:val="19"/>
               </w:rPr>
               <w:t>销售提单已创建</w:t>
             </w:r>
@@ -346,12 +231,12 @@
         </w:tc>
         <w:tc>
           <w:tcPr>
-            <w:tcW w:type="dxa" w:w="2929"/>
+            <w:tcW w:type="dxa" w:w="2880"/>
           </w:tcPr>
           <w:p>
             <w:r>
               <w:rPr>
-                <w:sz w:val="18"/>
+                <w:sz w:val="19"/>
               </w:rPr>
               <w:t>采销业务员</w:t>
             </w:r>
@@ -359,12 +244,12 @@
         </w:tc>
         <w:tc>
           <w:tcPr>
-            <w:tcW w:type="dxa" w:w="2929"/>
+            <w:tcW w:type="dxa" w:w="2880"/>
           </w:tcPr>
           <w:p>
             <w:r>
               <w:rPr>
-                <w:sz w:val="18"/>
+                <w:sz w:val="19"/>
               </w:rPr>
               <w:t>销售合同生效后，业务员创建提单，你据此安排出库运输</w:t>
             </w:r>
@@ -374,12 +259,12 @@
       <w:tr>
         <w:tc>
           <w:tcPr>
-            <w:tcW w:type="dxa" w:w="2929"/>
+            <w:tcW w:type="dxa" w:w="2880"/>
           </w:tcPr>
           <w:p>
             <w:r>
               <w:rPr>
-                <w:sz w:val="18"/>
+                <w:sz w:val="19"/>
               </w:rPr>
               <w:t>车辆档案已维护</w:t>
             </w:r>
@@ -387,12 +272,12 @@
         </w:tc>
         <w:tc>
           <w:tcPr>
-            <w:tcW w:type="dxa" w:w="2929"/>
+            <w:tcW w:type="dxa" w:w="2880"/>
           </w:tcPr>
           <w:p>
             <w:r>
               <w:rPr>
-                <w:sz w:val="18"/>
+                <w:sz w:val="19"/>
               </w:rPr>
               <w:t>系统管理员</w:t>
             </w:r>
@@ -400,12 +285,12 @@
         </w:tc>
         <w:tc>
           <w:tcPr>
-            <w:tcW w:type="dxa" w:w="2929"/>
+            <w:tcW w:type="dxa" w:w="2880"/>
           </w:tcPr>
           <w:p>
             <w:r>
               <w:rPr>
-                <w:sz w:val="18"/>
+                <w:sz w:val="19"/>
               </w:rPr>
               <w:t>运单需从主数据选择车辆，确保车牌、司机信息完整</w:t>
             </w:r>
@@ -415,12 +300,12 @@
       <w:tr>
         <w:tc>
           <w:tcPr>
-            <w:tcW w:type="dxa" w:w="2929"/>
+            <w:tcW w:type="dxa" w:w="2880"/>
           </w:tcPr>
           <w:p>
             <w:r>
               <w:rPr>
-                <w:sz w:val="18"/>
+                <w:sz w:val="19"/>
               </w:rPr>
               <w:t>承运商信息已录入</w:t>
             </w:r>
@@ -428,12 +313,12 @@
         </w:tc>
         <w:tc>
           <w:tcPr>
-            <w:tcW w:type="dxa" w:w="2929"/>
+            <w:tcW w:type="dxa" w:w="2880"/>
           </w:tcPr>
           <w:p>
             <w:r>
               <w:rPr>
-                <w:sz w:val="18"/>
+                <w:sz w:val="19"/>
               </w:rPr>
               <w:t>系统管理员/承运商管理</w:t>
             </w:r>
@@ -441,12 +326,12 @@
         </w:tc>
         <w:tc>
           <w:tcPr>
-            <w:tcW w:type="dxa" w:w="2929"/>
+            <w:tcW w:type="dxa" w:w="2880"/>
           </w:tcPr>
           <w:p>
             <w:r>
               <w:rPr>
-                <w:sz w:val="18"/>
+                <w:sz w:val="19"/>
               </w:rPr>
               <w:t>物流供应商资质、运价协议需提前维护</w:t>
             </w:r>
@@ -454,12 +339,9 @@
         </w:tc>
       </w:tr>
     </w:tbl>
-    <w:p/>
     <w:p>
       <w:pPr>
-        <w:pBdr>
-          <w:bottom w:val="single" w:sz="4" w:space="1" w:color="C7D2FE"/>
-        </w:pBdr>
+        <w:spacing w:after="40"/>
       </w:pPr>
     </w:p>
     <w:p>
@@ -467,11 +349,6 @@
         <w:pStyle w:val="Heading2"/>
       </w:pPr>
       <w:r>
-        <w:rPr>
-          <w:b/>
-          <w:color w:val="1E4D8C"/>
-          <w:sz w:val="32"/>
-        </w:rPr>
         <w:t>核心功能模块</w:t>
       </w:r>
     </w:p>
@@ -480,11 +357,6 @@
         <w:pStyle w:val="Heading3"/>
       </w:pPr>
       <w:r>
-        <w:rPr>
-          <w:b/>
-          <w:color w:val="2563EB"/>
-          <w:sz w:val="26"/>
-        </w:rPr>
         <w:t>功能清单总览</w:t>
       </w:r>
     </w:p>
@@ -495,21 +367,22 @@
         <w:tblLook w:firstColumn="1" w:firstRow="1" w:lastColumn="0" w:lastRow="0" w:noHBand="0" w:noVBand="1" w:val="04A0"/>
       </w:tblPr>
       <w:tblGrid>
-        <w:gridCol w:w="3041"/>
-        <w:gridCol w:w="3041"/>
-        <w:gridCol w:w="3041"/>
+        <w:gridCol w:w="2880"/>
+        <w:gridCol w:w="2880"/>
+        <w:gridCol w:w="2880"/>
       </w:tblGrid>
       <w:tr>
         <w:tc>
           <w:tcPr>
-            <w:tcW w:type="dxa" w:w="2929"/>
-            <w:shd w:val="clear" w:color="auto" w:fill="DBEAFE"/>
+            <w:tcW w:type="dxa" w:w="2880"/>
+            <w:shd w:val="clear" w:color="auto" w:fill="1A56DB"/>
           </w:tcPr>
           <w:p>
             <w:r>
               <w:rPr>
                 <w:b/>
-                <w:sz w:val="18"/>
+                <w:color w:val="FFFFFF"/>
+                <w:sz w:val="19"/>
               </w:rPr>
               <w:t>功能模块</w:t>
             </w:r>
@@ -517,14 +390,15 @@
         </w:tc>
         <w:tc>
           <w:tcPr>
-            <w:tcW w:type="dxa" w:w="2929"/>
-            <w:shd w:val="clear" w:color="auto" w:fill="DBEAFE"/>
+            <w:tcW w:type="dxa" w:w="2880"/>
+            <w:shd w:val="clear" w:color="auto" w:fill="1A56DB"/>
           </w:tcPr>
           <w:p>
             <w:r>
               <w:rPr>
                 <w:b/>
-                <w:sz w:val="18"/>
+                <w:color w:val="FFFFFF"/>
+                <w:sz w:val="19"/>
               </w:rPr>
               <w:t>功能描述</w:t>
             </w:r>
@@ -532,14 +406,15 @@
         </w:tc>
         <w:tc>
           <w:tcPr>
-            <w:tcW w:type="dxa" w:w="2929"/>
-            <w:shd w:val="clear" w:color="auto" w:fill="DBEAFE"/>
+            <w:tcW w:type="dxa" w:w="2880"/>
+            <w:shd w:val="clear" w:color="auto" w:fill="1A56DB"/>
           </w:tcPr>
           <w:p>
             <w:r>
               <w:rPr>
                 <w:b/>
-                <w:sz w:val="18"/>
+                <w:color w:val="FFFFFF"/>
+                <w:sz w:val="19"/>
               </w:rPr>
               <w:t>优先级</w:t>
             </w:r>
@@ -549,12 +424,12 @@
       <w:tr>
         <w:tc>
           <w:tcPr>
-            <w:tcW w:type="dxa" w:w="2929"/>
+            <w:tcW w:type="dxa" w:w="2880"/>
           </w:tcPr>
           <w:p>
             <w:r>
               <w:rPr>
-                <w:sz w:val="18"/>
+                <w:sz w:val="19"/>
               </w:rPr>
               <w:t>物流运单管理</w:t>
             </w:r>
@@ -562,12 +437,12 @@
         </w:tc>
         <w:tc>
           <w:tcPr>
-            <w:tcW w:type="dxa" w:w="2929"/>
+            <w:tcW w:type="dxa" w:w="2880"/>
           </w:tcPr>
           <w:p>
             <w:r>
               <w:rPr>
-                <w:sz w:val="18"/>
+                <w:sz w:val="19"/>
               </w:rPr>
               <w:t>创建和管理物流运输单据，关联发货指令或提单</w:t>
             </w:r>
@@ -575,12 +450,12 @@
         </w:tc>
         <w:tc>
           <w:tcPr>
-            <w:tcW w:type="dxa" w:w="2929"/>
+            <w:tcW w:type="dxa" w:w="2880"/>
           </w:tcPr>
           <w:p>
             <w:r>
               <w:rPr>
-                <w:sz w:val="18"/>
+                <w:sz w:val="19"/>
               </w:rPr>
               <w:t>P0</w:t>
             </w:r>
@@ -590,12 +465,12 @@
       <w:tr>
         <w:tc>
           <w:tcPr>
-            <w:tcW w:type="dxa" w:w="2929"/>
+            <w:tcW w:type="dxa" w:w="2880"/>
           </w:tcPr>
           <w:p>
             <w:r>
               <w:rPr>
-                <w:sz w:val="18"/>
+                <w:sz w:val="19"/>
               </w:rPr>
               <w:t>运输任务管理</w:t>
             </w:r>
@@ -603,12 +478,12 @@
         </w:tc>
         <w:tc>
           <w:tcPr>
-            <w:tcW w:type="dxa" w:w="2929"/>
+            <w:tcW w:type="dxa" w:w="2880"/>
           </w:tcPr>
           <w:p>
             <w:r>
               <w:rPr>
-                <w:sz w:val="18"/>
+                <w:sz w:val="19"/>
               </w:rPr>
               <w:t>由发货/提货指令自动或手动生成运输任务</w:t>
             </w:r>
@@ -616,12 +491,12 @@
         </w:tc>
         <w:tc>
           <w:tcPr>
-            <w:tcW w:type="dxa" w:w="2929"/>
+            <w:tcW w:type="dxa" w:w="2880"/>
           </w:tcPr>
           <w:p>
             <w:r>
               <w:rPr>
-                <w:sz w:val="18"/>
+                <w:sz w:val="19"/>
               </w:rPr>
               <w:t>P0</w:t>
             </w:r>
@@ -631,12 +506,12 @@
       <w:tr>
         <w:tc>
           <w:tcPr>
-            <w:tcW w:type="dxa" w:w="2929"/>
+            <w:tcW w:type="dxa" w:w="2880"/>
           </w:tcPr>
           <w:p>
             <w:r>
               <w:rPr>
-                <w:sz w:val="18"/>
+                <w:sz w:val="19"/>
               </w:rPr>
               <w:t>叫车派车</w:t>
             </w:r>
@@ -644,12 +519,12 @@
         </w:tc>
         <w:tc>
           <w:tcPr>
-            <w:tcW w:type="dxa" w:w="2929"/>
+            <w:tcW w:type="dxa" w:w="2880"/>
           </w:tcPr>
           <w:p>
             <w:r>
               <w:rPr>
-                <w:sz w:val="18"/>
+                <w:sz w:val="19"/>
               </w:rPr>
               <w:t>选择承运商、调度车辆、指派司机</w:t>
             </w:r>
@@ -657,12 +532,12 @@
         </w:tc>
         <w:tc>
           <w:tcPr>
-            <w:tcW w:type="dxa" w:w="2929"/>
+            <w:tcW w:type="dxa" w:w="2880"/>
           </w:tcPr>
           <w:p>
             <w:r>
               <w:rPr>
-                <w:sz w:val="18"/>
+                <w:sz w:val="19"/>
               </w:rPr>
               <w:t>P0</w:t>
             </w:r>
@@ -672,12 +547,12 @@
       <w:tr>
         <w:tc>
           <w:tcPr>
-            <w:tcW w:type="dxa" w:w="2929"/>
+            <w:tcW w:type="dxa" w:w="2880"/>
           </w:tcPr>
           <w:p>
             <w:r>
               <w:rPr>
-                <w:sz w:val="18"/>
+                <w:sz w:val="19"/>
               </w:rPr>
               <w:t>物流入库单</w:t>
             </w:r>
@@ -685,12 +560,12 @@
         </w:tc>
         <w:tc>
           <w:tcPr>
-            <w:tcW w:type="dxa" w:w="2929"/>
+            <w:tcW w:type="dxa" w:w="2880"/>
           </w:tcPr>
           <w:p>
             <w:r>
               <w:rPr>
-                <w:sz w:val="18"/>
+                <w:sz w:val="19"/>
               </w:rPr>
               <w:t>货物到达后确认入库，关联地磅数据</w:t>
             </w:r>
@@ -698,12 +573,12 @@
         </w:tc>
         <w:tc>
           <w:tcPr>
-            <w:tcW w:type="dxa" w:w="2929"/>
+            <w:tcW w:type="dxa" w:w="2880"/>
           </w:tcPr>
           <w:p>
             <w:r>
               <w:rPr>
-                <w:sz w:val="18"/>
+                <w:sz w:val="19"/>
               </w:rPr>
               <w:t>P0</w:t>
             </w:r>
@@ -713,12 +588,12 @@
       <w:tr>
         <w:tc>
           <w:tcPr>
-            <w:tcW w:type="dxa" w:w="2929"/>
+            <w:tcW w:type="dxa" w:w="2880"/>
           </w:tcPr>
           <w:p>
             <w:r>
               <w:rPr>
-                <w:sz w:val="18"/>
+                <w:sz w:val="19"/>
               </w:rPr>
               <w:t>物流出库单</w:t>
             </w:r>
@@ -726,12 +601,12 @@
         </w:tc>
         <w:tc>
           <w:tcPr>
-            <w:tcW w:type="dxa" w:w="2929"/>
+            <w:tcW w:type="dxa" w:w="2880"/>
           </w:tcPr>
           <w:p>
             <w:r>
               <w:rPr>
-                <w:sz w:val="18"/>
+                <w:sz w:val="19"/>
               </w:rPr>
               <w:t>销售出库场景的物流出库确认</w:t>
             </w:r>
@@ -739,12 +614,12 @@
         </w:tc>
         <w:tc>
           <w:tcPr>
-            <w:tcW w:type="dxa" w:w="2929"/>
+            <w:tcW w:type="dxa" w:w="2880"/>
           </w:tcPr>
           <w:p>
             <w:r>
               <w:rPr>
-                <w:sz w:val="18"/>
+                <w:sz w:val="19"/>
               </w:rPr>
               <w:t>P0</w:t>
             </w:r>
@@ -754,38 +629,120 @@
       <w:tr>
         <w:tc>
           <w:tcPr>
-            <w:tcW w:type="dxa" w:w="2929"/>
+            <w:tcW w:type="dxa" w:w="2880"/>
           </w:tcPr>
           <w:p>
             <w:r>
               <w:rPr>
-                <w:sz w:val="18"/>
+                <w:sz w:val="19"/>
               </w:rPr>
-              <w:t>物流查询</w:t>
+              <w:t>关联磅单</w:t>
             </w:r>
           </w:p>
         </w:tc>
         <w:tc>
           <w:tcPr>
-            <w:tcW w:type="dxa" w:w="2929"/>
+            <w:tcW w:type="dxa" w:w="2880"/>
           </w:tcPr>
           <w:p>
             <w:r>
               <w:rPr>
-                <w:sz w:val="18"/>
+                <w:sz w:val="19"/>
               </w:rPr>
-              <w:t>查询第三方物流平台的实时物流状态</w:t>
+              <w:t>在运单详情中手动关联三方磅单（我方/供应商/客户）</w:t>
             </w:r>
           </w:p>
         </w:tc>
         <w:tc>
           <w:tcPr>
-            <w:tcW w:type="dxa" w:w="2929"/>
+            <w:tcW w:type="dxa" w:w="2880"/>
           </w:tcPr>
           <w:p>
             <w:r>
               <w:rPr>
-                <w:sz w:val="18"/>
+                <w:sz w:val="19"/>
+              </w:rPr>
+              <w:t>P0</w:t>
+            </w:r>
+          </w:p>
+        </w:tc>
+      </w:tr>
+      <w:tr>
+        <w:tc>
+          <w:tcPr>
+            <w:tcW w:type="dxa" w:w="2880"/>
+          </w:tcPr>
+          <w:p>
+            <w:r>
+              <w:rPr>
+                <w:sz w:val="19"/>
+              </w:rPr>
+              <w:t>结算重量核算</w:t>
+            </w:r>
+          </w:p>
+        </w:tc>
+        <w:tc>
+          <w:tcPr>
+            <w:tcW w:type="dxa" w:w="2880"/>
+          </w:tcPr>
+          <w:p>
+            <w:r>
+              <w:rPr>
+                <w:sz w:val="19"/>
+              </w:rPr>
+              <w:t>根据结算依据自动计算结算重量与亏吨</w:t>
+            </w:r>
+          </w:p>
+        </w:tc>
+        <w:tc>
+          <w:tcPr>
+            <w:tcW w:type="dxa" w:w="2880"/>
+          </w:tcPr>
+          <w:p>
+            <w:r>
+              <w:rPr>
+                <w:sz w:val="19"/>
+              </w:rPr>
+              <w:t>P0</w:t>
+            </w:r>
+          </w:p>
+        </w:tc>
+      </w:tr>
+      <w:tr>
+        <w:tc>
+          <w:tcPr>
+            <w:tcW w:type="dxa" w:w="2880"/>
+          </w:tcPr>
+          <w:p>
+            <w:r>
+              <w:rPr>
+                <w:sz w:val="19"/>
+              </w:rPr>
+              <w:t>物流对账</w:t>
+            </w:r>
+          </w:p>
+        </w:tc>
+        <w:tc>
+          <w:tcPr>
+            <w:tcW w:type="dxa" w:w="2880"/>
+          </w:tcPr>
+          <w:p>
+            <w:r>
+              <w:rPr>
+                <w:sz w:val="19"/>
+              </w:rPr>
+              <w:t>磅单核重、亏吨扣款、承运商运费汇总结算</w:t>
+            </w:r>
+          </w:p>
+        </w:tc>
+        <w:tc>
+          <w:tcPr>
+            <w:tcW w:type="dxa" w:w="2880"/>
+          </w:tcPr>
+          <w:p>
+            <w:r>
+              <w:rPr>
+                <w:sz w:val="19"/>
               </w:rPr>
               <w:t>P1</w:t>
             </w:r>
@@ -795,38 +752,38 @@
       <w:tr>
         <w:tc>
           <w:tcPr>
-            <w:tcW w:type="dxa" w:w="2929"/>
+            <w:tcW w:type="dxa" w:w="2880"/>
           </w:tcPr>
           <w:p>
             <w:r>
               <w:rPr>
-                <w:sz w:val="18"/>
+                <w:sz w:val="19"/>
               </w:rPr>
-              <w:t>运费核算</w:t>
+              <w:t>在途监控</w:t>
             </w:r>
           </w:p>
         </w:tc>
         <w:tc>
           <w:tcPr>
-            <w:tcW w:type="dxa" w:w="2929"/>
+            <w:tcW w:type="dxa" w:w="2880"/>
           </w:tcPr>
           <w:p>
             <w:r>
               <w:rPr>
-                <w:sz w:val="18"/>
+                <w:sz w:val="19"/>
               </w:rPr>
-              <w:t>按运价核算运费，生成结算单与承运商对账</w:t>
+              <w:t>车辆运输全过程跟踪与异常预警</w:t>
             </w:r>
           </w:p>
         </w:tc>
         <w:tc>
           <w:tcPr>
-            <w:tcW w:type="dxa" w:w="2929"/>
+            <w:tcW w:type="dxa" w:w="2880"/>
           </w:tcPr>
           <w:p>
             <w:r>
               <w:rPr>
-                <w:sz w:val="18"/>
+                <w:sz w:val="19"/>
               </w:rPr>
               <w:t>P1</w:t>
             </w:r>
@@ -836,38 +793,38 @@
       <w:tr>
         <w:tc>
           <w:tcPr>
-            <w:tcW w:type="dxa" w:w="2929"/>
+            <w:tcW w:type="dxa" w:w="2880"/>
           </w:tcPr>
           <w:p>
             <w:r>
               <w:rPr>
-                <w:sz w:val="18"/>
+                <w:sz w:val="19"/>
               </w:rPr>
-              <w:t>在途监控</w:t>
+              <w:t>物流查询</w:t>
             </w:r>
           </w:p>
         </w:tc>
         <w:tc>
           <w:tcPr>
-            <w:tcW w:type="dxa" w:w="2929"/>
+            <w:tcW w:type="dxa" w:w="2880"/>
           </w:tcPr>
           <w:p>
             <w:r>
               <w:rPr>
-                <w:sz w:val="18"/>
+                <w:sz w:val="19"/>
               </w:rPr>
-              <w:t>车辆运输全过程跟踪与异常预警</w:t>
+              <w:t>查询第三方物流平台的实时物流状态</w:t>
             </w:r>
           </w:p>
         </w:tc>
         <w:tc>
           <w:tcPr>
-            <w:tcW w:type="dxa" w:w="2929"/>
+            <w:tcW w:type="dxa" w:w="2880"/>
           </w:tcPr>
           <w:p>
             <w:r>
               <w:rPr>
-                <w:sz w:val="18"/>
+                <w:sz w:val="19"/>
               </w:rPr>
               <w:t>P1</w:t>
             </w:r>
@@ -877,12 +834,12 @@
       <w:tr>
         <w:tc>
           <w:tcPr>
-            <w:tcW w:type="dxa" w:w="2929"/>
+            <w:tcW w:type="dxa" w:w="2880"/>
           </w:tcPr>
           <w:p>
             <w:r>
               <w:rPr>
-                <w:sz w:val="18"/>
+                <w:sz w:val="19"/>
               </w:rPr>
               <w:t>物流报表</w:t>
             </w:r>
@@ -890,12 +847,12 @@
         </w:tc>
         <w:tc>
           <w:tcPr>
-            <w:tcW w:type="dxa" w:w="2929"/>
+            <w:tcW w:type="dxa" w:w="2880"/>
           </w:tcPr>
           <w:p>
             <w:r>
               <w:rPr>
-                <w:sz w:val="18"/>
+                <w:sz w:val="19"/>
               </w:rPr>
               <w:t>每月出具物流报表给财务（运输台账、运费汇总）</w:t>
             </w:r>
@@ -903,12 +860,12 @@
         </w:tc>
         <w:tc>
           <w:tcPr>
-            <w:tcW w:type="dxa" w:w="2929"/>
+            <w:tcW w:type="dxa" w:w="2880"/>
           </w:tcPr>
           <w:p>
             <w:r>
               <w:rPr>
-                <w:sz w:val="18"/>
+                <w:sz w:val="19"/>
               </w:rPr>
               <w:t>P2</w:t>
             </w:r>
@@ -918,12 +875,12 @@
       <w:tr>
         <w:tc>
           <w:tcPr>
-            <w:tcW w:type="dxa" w:w="2929"/>
+            <w:tcW w:type="dxa" w:w="2880"/>
           </w:tcPr>
           <w:p>
             <w:r>
               <w:rPr>
-                <w:sz w:val="18"/>
+                <w:sz w:val="19"/>
               </w:rPr>
               <w:t>承运商管理</w:t>
             </w:r>
@@ -931,12 +888,12 @@
         </w:tc>
         <w:tc>
           <w:tcPr>
-            <w:tcW w:type="dxa" w:w="2929"/>
+            <w:tcW w:type="dxa" w:w="2880"/>
           </w:tcPr>
           <w:p>
             <w:r>
               <w:rPr>
-                <w:sz w:val="18"/>
+                <w:sz w:val="19"/>
               </w:rPr>
               <w:t>维护物流供应商、司机、车辆信息和运价协议</w:t>
             </w:r>
@@ -944,12 +901,12 @@
         </w:tc>
         <w:tc>
           <w:tcPr>
-            <w:tcW w:type="dxa" w:w="2929"/>
+            <w:tcW w:type="dxa" w:w="2880"/>
           </w:tcPr>
           <w:p>
             <w:r>
               <w:rPr>
-                <w:sz w:val="18"/>
+                <w:sz w:val="19"/>
               </w:rPr>
               <w:t>P2</w:t>
             </w:r>
@@ -957,12 +914,9 @@
         </w:tc>
       </w:tr>
     </w:tbl>
-    <w:p/>
     <w:p>
       <w:pPr>
-        <w:pBdr>
-          <w:bottom w:val="single" w:sz="4" w:space="1" w:color="C7D2FE"/>
-        </w:pBdr>
+        <w:spacing w:after="40"/>
       </w:pPr>
     </w:p>
     <w:p>
@@ -970,11 +924,6 @@
         <w:pStyle w:val="Heading3"/>
       </w:pPr>
       <w:r>
-        <w:rPr>
-          <w:b/>
-          <w:color w:val="2563EB"/>
-          <w:sz w:val="26"/>
-        </w:rPr>
         <w:t>一、物流运单管理</w:t>
       </w:r>
     </w:p>
@@ -983,11 +932,6 @@
         <w:pStyle w:val="Heading4"/>
       </w:pPr>
       <w:r>
-        <w:rPr>
-          <w:b/>
-          <w:color w:val="374151"/>
-          <w:sz w:val="22"/>
-        </w:rPr>
         <w:t>1.1 创建运单</w:t>
       </w:r>
     </w:p>
@@ -998,20 +942,21 @@
         <w:tblLook w:firstColumn="1" w:firstRow="1" w:lastColumn="0" w:lastRow="0" w:noHBand="0" w:noVBand="1" w:val="04A0"/>
       </w:tblPr>
       <w:tblGrid>
-        <w:gridCol w:w="4561"/>
-        <w:gridCol w:w="4561"/>
+        <w:gridCol w:w="4320"/>
+        <w:gridCol w:w="4320"/>
       </w:tblGrid>
       <w:tr>
         <w:tc>
           <w:tcPr>
-            <w:tcW w:type="dxa" w:w="4394"/>
-            <w:shd w:val="clear" w:color="auto" w:fill="DBEAFE"/>
+            <w:tcW w:type="dxa" w:w="4320"/>
+            <w:shd w:val="clear" w:color="auto" w:fill="1A56DB"/>
           </w:tcPr>
           <w:p>
             <w:r>
               <w:rPr>
                 <w:b/>
-                <w:sz w:val="18"/>
+                <w:color w:val="FFFFFF"/>
+                <w:sz w:val="19"/>
               </w:rPr>
               <w:t>创建方式</w:t>
             </w:r>
@@ -1019,14 +964,15 @@
         </w:tc>
         <w:tc>
           <w:tcPr>
-            <w:tcW w:type="dxa" w:w="4394"/>
-            <w:shd w:val="clear" w:color="auto" w:fill="DBEAFE"/>
+            <w:tcW w:type="dxa" w:w="4320"/>
+            <w:shd w:val="clear" w:color="auto" w:fill="1A56DB"/>
           </w:tcPr>
           <w:p>
             <w:r>
               <w:rPr>
                 <w:b/>
-                <w:sz w:val="18"/>
+                <w:color w:val="FFFFFF"/>
+                <w:sz w:val="19"/>
               </w:rPr>
               <w:t>说明</w:t>
             </w:r>
@@ -1036,12 +982,12 @@
       <w:tr>
         <w:tc>
           <w:tcPr>
-            <w:tcW w:type="dxa" w:w="4394"/>
+            <w:tcW w:type="dxa" w:w="4320"/>
           </w:tcPr>
           <w:p>
             <w:r>
               <w:rPr>
-                <w:sz w:val="18"/>
+                <w:sz w:val="19"/>
               </w:rPr>
               <w:t>由供应商发货指令发起</w:t>
             </w:r>
@@ -1049,12 +995,12 @@
         </w:tc>
         <w:tc>
           <w:tcPr>
-            <w:tcW w:type="dxa" w:w="4394"/>
+            <w:tcW w:type="dxa" w:w="4320"/>
           </w:tcPr>
           <w:p>
             <w:r>
               <w:rPr>
-                <w:sz w:val="18"/>
+                <w:sz w:val="19"/>
               </w:rPr>
               <w:t>采购入库场景，关联采购合同发货指令</w:t>
             </w:r>
@@ -1064,12 +1010,12 @@
       <w:tr>
         <w:tc>
           <w:tcPr>
-            <w:tcW w:type="dxa" w:w="4394"/>
+            <w:tcW w:type="dxa" w:w="4320"/>
           </w:tcPr>
           <w:p>
             <w:r>
               <w:rPr>
-                <w:sz w:val="18"/>
+                <w:sz w:val="19"/>
               </w:rPr>
               <w:t>由销售提单发起</w:t>
             </w:r>
@@ -1077,12 +1023,12 @@
         </w:tc>
         <w:tc>
           <w:tcPr>
-            <w:tcW w:type="dxa" w:w="4394"/>
+            <w:tcW w:type="dxa" w:w="4320"/>
           </w:tcPr>
           <w:p>
             <w:r>
               <w:rPr>
-                <w:sz w:val="18"/>
+                <w:sz w:val="19"/>
               </w:rPr>
               <w:t>销售发货场景，关联销售合同提单</w:t>
             </w:r>
@@ -1092,12 +1038,12 @@
       <w:tr>
         <w:tc>
           <w:tcPr>
-            <w:tcW w:type="dxa" w:w="4394"/>
+            <w:tcW w:type="dxa" w:w="4320"/>
           </w:tcPr>
           <w:p>
             <w:r>
               <w:rPr>
-                <w:sz w:val="18"/>
+                <w:sz w:val="19"/>
               </w:rPr>
               <w:t>独立创建</w:t>
             </w:r>
@@ -1105,12 +1051,12 @@
         </w:tc>
         <w:tc>
           <w:tcPr>
-            <w:tcW w:type="dxa" w:w="4394"/>
+            <w:tcW w:type="dxa" w:w="4320"/>
           </w:tcPr>
           <w:p>
             <w:r>
               <w:rPr>
-                <w:sz w:val="18"/>
+                <w:sz w:val="19"/>
               </w:rPr>
               <w:t>可独立创建后手动关联采购提货或销售提单</w:t>
             </w:r>
@@ -1118,12 +1064,8 @@
         </w:tc>
       </w:tr>
     </w:tbl>
-    <w:p/>
     <w:p>
       <w:r>
-        <w:rPr>
-          <w:sz w:val="20"/>
-        </w:rPr>
         <w:t>支持增删改查；关键操作需短流程审核并抄送相关人员。</w:t>
       </w:r>
     </w:p>
@@ -1132,12 +1074,887 @@
         <w:pStyle w:val="Heading4"/>
       </w:pPr>
       <w:r>
+        <w:t>1.2 物流运单字段</w:t>
+      </w:r>
+    </w:p>
+    <w:p>
+      <w:r/>
+      <w:r>
         <w:rPr>
           <w:b/>
-          <w:color w:val="374151"/>
-          <w:sz w:val="22"/>
         </w:rPr>
-        <w:t>1.2 物流运单字段</w:t>
+        <w:t>承运商信息</w:t>
+      </w:r>
+      <w:r/>
+    </w:p>
+    <w:tbl>
+      <w:tblPr>
+        <w:tblStyle w:val="TableGrid"/>
+        <w:tblW w:type="auto" w:w="0"/>
+        <w:tblLook w:firstColumn="1" w:firstRow="1" w:lastColumn="0" w:lastRow="0" w:noHBand="0" w:noVBand="1" w:val="04A0"/>
+      </w:tblPr>
+      <w:tblGrid>
+        <w:gridCol w:w="2880"/>
+        <w:gridCol w:w="2880"/>
+        <w:gridCol w:w="2880"/>
+      </w:tblGrid>
+      <w:tr>
+        <w:tc>
+          <w:tcPr>
+            <w:tcW w:type="dxa" w:w="2880"/>
+            <w:shd w:val="clear" w:color="auto" w:fill="1A56DB"/>
+          </w:tcPr>
+          <w:p>
+            <w:r>
+              <w:rPr>
+                <w:b/>
+                <w:color w:val="FFFFFF"/>
+                <w:sz w:val="19"/>
+              </w:rPr>
+              <w:t>字段名称</w:t>
+            </w:r>
+          </w:p>
+        </w:tc>
+        <w:tc>
+          <w:tcPr>
+            <w:tcW w:type="dxa" w:w="2880"/>
+            <w:shd w:val="clear" w:color="auto" w:fill="1A56DB"/>
+          </w:tcPr>
+          <w:p>
+            <w:r>
+              <w:rPr>
+                <w:b/>
+                <w:color w:val="FFFFFF"/>
+                <w:sz w:val="19"/>
+              </w:rPr>
+              <w:t>类型</w:t>
+            </w:r>
+          </w:p>
+        </w:tc>
+        <w:tc>
+          <w:tcPr>
+            <w:tcW w:type="dxa" w:w="2880"/>
+            <w:shd w:val="clear" w:color="auto" w:fill="1A56DB"/>
+          </w:tcPr>
+          <w:p>
+            <w:r>
+              <w:rPr>
+                <w:b/>
+                <w:color w:val="FFFFFF"/>
+                <w:sz w:val="19"/>
+              </w:rPr>
+              <w:t>说明</w:t>
+            </w:r>
+          </w:p>
+        </w:tc>
+      </w:tr>
+      <w:tr>
+        <w:tc>
+          <w:tcPr>
+            <w:tcW w:type="dxa" w:w="2880"/>
+          </w:tcPr>
+          <w:p>
+            <w:r>
+              <w:rPr>
+                <w:sz w:val="19"/>
+              </w:rPr>
+              <w:t>承运商</w:t>
+            </w:r>
+          </w:p>
+        </w:tc>
+        <w:tc>
+          <w:tcPr>
+            <w:tcW w:type="dxa" w:w="2880"/>
+          </w:tcPr>
+          <w:p>
+            <w:r>
+              <w:rPr>
+                <w:sz w:val="19"/>
+              </w:rPr>
+              <w:t>下拉选择</w:t>
+            </w:r>
+          </w:p>
+        </w:tc>
+        <w:tc>
+          <w:tcPr>
+            <w:tcW w:type="dxa" w:w="2880"/>
+          </w:tcPr>
+          <w:p>
+            <w:r>
+              <w:rPr>
+                <w:sz w:val="19"/>
+              </w:rPr>
+              <w:t>从主数据选取，含资质和合同信息</w:t>
+            </w:r>
+          </w:p>
+        </w:tc>
+      </w:tr>
+      <w:tr>
+        <w:tc>
+          <w:tcPr>
+            <w:tcW w:type="dxa" w:w="2880"/>
+          </w:tcPr>
+          <w:p>
+            <w:r>
+              <w:rPr>
+                <w:sz w:val="19"/>
+              </w:rPr>
+              <w:t>车牌号</w:t>
+            </w:r>
+          </w:p>
+        </w:tc>
+        <w:tc>
+          <w:tcPr>
+            <w:tcW w:type="dxa" w:w="2880"/>
+          </w:tcPr>
+          <w:p>
+            <w:r>
+              <w:rPr>
+                <w:sz w:val="19"/>
+              </w:rPr>
+              <w:t>文本</w:t>
+            </w:r>
+          </w:p>
+        </w:tc>
+        <w:tc>
+          <w:tcPr>
+            <w:tcW w:type="dxa" w:w="2880"/>
+          </w:tcPr>
+          <w:p>
+            <w:r>
+              <w:rPr>
+                <w:sz w:val="19"/>
+              </w:rPr>
+              <w:t>执行本次运输的车辆</w:t>
+            </w:r>
+          </w:p>
+        </w:tc>
+      </w:tr>
+      <w:tr>
+        <w:tc>
+          <w:tcPr>
+            <w:tcW w:type="dxa" w:w="2880"/>
+          </w:tcPr>
+          <w:p>
+            <w:r>
+              <w:rPr>
+                <w:sz w:val="19"/>
+              </w:rPr>
+              <w:t>司机</w:t>
+            </w:r>
+          </w:p>
+        </w:tc>
+        <w:tc>
+          <w:tcPr>
+            <w:tcW w:type="dxa" w:w="2880"/>
+          </w:tcPr>
+          <w:p>
+            <w:r>
+              <w:rPr>
+                <w:sz w:val="19"/>
+              </w:rPr>
+              <w:t>文本</w:t>
+            </w:r>
+          </w:p>
+        </w:tc>
+        <w:tc>
+          <w:tcPr>
+            <w:tcW w:type="dxa" w:w="2880"/>
+          </w:tcPr>
+          <w:p>
+            <w:r>
+              <w:rPr>
+                <w:sz w:val="19"/>
+              </w:rPr>
+              <w:t>司机姓名</w:t>
+            </w:r>
+          </w:p>
+        </w:tc>
+      </w:tr>
+      <w:tr>
+        <w:tc>
+          <w:tcPr>
+            <w:tcW w:type="dxa" w:w="2880"/>
+          </w:tcPr>
+          <w:p>
+            <w:r>
+              <w:rPr>
+                <w:sz w:val="19"/>
+              </w:rPr>
+              <w:t>联系电话</w:t>
+            </w:r>
+          </w:p>
+        </w:tc>
+        <w:tc>
+          <w:tcPr>
+            <w:tcW w:type="dxa" w:w="2880"/>
+          </w:tcPr>
+          <w:p>
+            <w:r>
+              <w:rPr>
+                <w:sz w:val="19"/>
+              </w:rPr>
+              <w:t>文本</w:t>
+            </w:r>
+          </w:p>
+        </w:tc>
+        <w:tc>
+          <w:tcPr>
+            <w:tcW w:type="dxa" w:w="2880"/>
+          </w:tcPr>
+          <w:p>
+            <w:r>
+              <w:rPr>
+                <w:sz w:val="19"/>
+              </w:rPr>
+              <w:t>司机手机号</w:t>
+            </w:r>
+          </w:p>
+        </w:tc>
+      </w:tr>
+    </w:tbl>
+    <w:p>
+      <w:r/>
+      <w:r>
+        <w:rPr>
+          <w:b/>
+        </w:rPr>
+        <w:t>运费信息</w:t>
+      </w:r>
+      <w:r/>
+    </w:p>
+    <w:tbl>
+      <w:tblPr>
+        <w:tblStyle w:val="TableGrid"/>
+        <w:tblW w:type="auto" w:w="0"/>
+        <w:tblLook w:firstColumn="1" w:firstRow="1" w:lastColumn="0" w:lastRow="0" w:noHBand="0" w:noVBand="1" w:val="04A0"/>
+      </w:tblPr>
+      <w:tblGrid>
+        <w:gridCol w:w="2880"/>
+        <w:gridCol w:w="2880"/>
+        <w:gridCol w:w="2880"/>
+      </w:tblGrid>
+      <w:tr>
+        <w:tc>
+          <w:tcPr>
+            <w:tcW w:type="dxa" w:w="2880"/>
+            <w:shd w:val="clear" w:color="auto" w:fill="1A56DB"/>
+          </w:tcPr>
+          <w:p>
+            <w:r>
+              <w:rPr>
+                <w:b/>
+                <w:color w:val="FFFFFF"/>
+                <w:sz w:val="19"/>
+              </w:rPr>
+              <w:t>字段名称</w:t>
+            </w:r>
+          </w:p>
+        </w:tc>
+        <w:tc>
+          <w:tcPr>
+            <w:tcW w:type="dxa" w:w="2880"/>
+            <w:shd w:val="clear" w:color="auto" w:fill="1A56DB"/>
+          </w:tcPr>
+          <w:p>
+            <w:r>
+              <w:rPr>
+                <w:b/>
+                <w:color w:val="FFFFFF"/>
+                <w:sz w:val="19"/>
+              </w:rPr>
+              <w:t>类型</w:t>
+            </w:r>
+          </w:p>
+        </w:tc>
+        <w:tc>
+          <w:tcPr>
+            <w:tcW w:type="dxa" w:w="2880"/>
+            <w:shd w:val="clear" w:color="auto" w:fill="1A56DB"/>
+          </w:tcPr>
+          <w:p>
+            <w:r>
+              <w:rPr>
+                <w:b/>
+                <w:color w:val="FFFFFF"/>
+                <w:sz w:val="19"/>
+              </w:rPr>
+              <w:t>说明</w:t>
+            </w:r>
+          </w:p>
+        </w:tc>
+      </w:tr>
+      <w:tr>
+        <w:tc>
+          <w:tcPr>
+            <w:tcW w:type="dxa" w:w="2880"/>
+          </w:tcPr>
+          <w:p>
+            <w:r>
+              <w:rPr>
+                <w:sz w:val="19"/>
+              </w:rPr>
+              <w:t>运费承担方</w:t>
+            </w:r>
+          </w:p>
+        </w:tc>
+        <w:tc>
+          <w:tcPr>
+            <w:tcW w:type="dxa" w:w="2880"/>
+          </w:tcPr>
+          <w:p>
+            <w:r>
+              <w:rPr>
+                <w:sz w:val="19"/>
+              </w:rPr>
+              <w:t>单选</w:t>
+            </w:r>
+          </w:p>
+        </w:tc>
+        <w:tc>
+          <w:tcPr>
+            <w:tcW w:type="dxa" w:w="2880"/>
+          </w:tcPr>
+          <w:p>
+            <w:r>
+              <w:rPr>
+                <w:sz w:val="19"/>
+              </w:rPr>
+              <w:t>我方承担 / 供应商承担；选供应商承担时吨单价与总运费自动置灰</w:t>
+            </w:r>
+          </w:p>
+        </w:tc>
+      </w:tr>
+      <w:tr>
+        <w:tc>
+          <w:tcPr>
+            <w:tcW w:type="dxa" w:w="2880"/>
+          </w:tcPr>
+          <w:p>
+            <w:r>
+              <w:rPr>
+                <w:sz w:val="19"/>
+              </w:rPr>
+              <w:t>吨单价</w:t>
+            </w:r>
+          </w:p>
+        </w:tc>
+        <w:tc>
+          <w:tcPr>
+            <w:tcW w:type="dxa" w:w="2880"/>
+          </w:tcPr>
+          <w:p>
+            <w:r>
+              <w:rPr>
+                <w:sz w:val="19"/>
+              </w:rPr>
+              <w:t>数字（保留2位）</w:t>
+            </w:r>
+          </w:p>
+        </w:tc>
+        <w:tc>
+          <w:tcPr>
+            <w:tcW w:type="dxa" w:w="2880"/>
+          </w:tcPr>
+          <w:p>
+            <w:r>
+              <w:rPr>
+                <w:sz w:val="19"/>
+              </w:rPr>
+              <w:t>元/吨，仅"我方承担"时可填</w:t>
+            </w:r>
+          </w:p>
+        </w:tc>
+      </w:tr>
+      <w:tr>
+        <w:tc>
+          <w:tcPr>
+            <w:tcW w:type="dxa" w:w="2880"/>
+          </w:tcPr>
+          <w:p>
+            <w:r>
+              <w:rPr>
+                <w:sz w:val="19"/>
+              </w:rPr>
+              <w:t>结算依据</w:t>
+            </w:r>
+          </w:p>
+        </w:tc>
+        <w:tc>
+          <w:tcPr>
+            <w:tcW w:type="dxa" w:w="2880"/>
+          </w:tcPr>
+          <w:p>
+            <w:r>
+              <w:rPr>
+                <w:sz w:val="19"/>
+              </w:rPr>
+              <w:t>下拉选择</w:t>
+            </w:r>
+          </w:p>
+        </w:tc>
+        <w:tc>
+          <w:tcPr>
+            <w:tcW w:type="dxa" w:w="2880"/>
+          </w:tcPr>
+          <w:p>
+            <w:r>
+              <w:rPr>
+                <w:sz w:val="19"/>
+              </w:rPr>
+              <w:t>按最小值（默认）/ 按我方磅单 / 按发货磅单 / 按协议固定值</w:t>
+            </w:r>
+          </w:p>
+        </w:tc>
+      </w:tr>
+      <w:tr>
+        <w:tc>
+          <w:tcPr>
+            <w:tcW w:type="dxa" w:w="2880"/>
+          </w:tcPr>
+          <w:p>
+            <w:r>
+              <w:rPr>
+                <w:sz w:val="19"/>
+              </w:rPr>
+              <w:t>协议固定值</w:t>
+            </w:r>
+          </w:p>
+        </w:tc>
+        <w:tc>
+          <w:tcPr>
+            <w:tcW w:type="dxa" w:w="2880"/>
+          </w:tcPr>
+          <w:p>
+            <w:r>
+              <w:rPr>
+                <w:sz w:val="19"/>
+              </w:rPr>
+              <w:t>数字（吨）</w:t>
+            </w:r>
+          </w:p>
+        </w:tc>
+        <w:tc>
+          <w:tcPr>
+            <w:tcW w:type="dxa" w:w="2880"/>
+          </w:tcPr>
+          <w:p>
+            <w:r>
+              <w:rPr>
+                <w:sz w:val="19"/>
+              </w:rPr>
+              <w:t>仅选"按协议固定值"时显示</w:t>
+            </w:r>
+          </w:p>
+        </w:tc>
+      </w:tr>
+      <w:tr>
+        <w:tc>
+          <w:tcPr>
+            <w:tcW w:type="dxa" w:w="2880"/>
+          </w:tcPr>
+          <w:p>
+            <w:r>
+              <w:rPr>
+                <w:sz w:val="19"/>
+              </w:rPr>
+              <w:t>总运费</w:t>
+            </w:r>
+          </w:p>
+        </w:tc>
+        <w:tc>
+          <w:tcPr>
+            <w:tcW w:type="dxa" w:w="2880"/>
+          </w:tcPr>
+          <w:p>
+            <w:r>
+              <w:rPr>
+                <w:sz w:val="19"/>
+              </w:rPr>
+              <w:t>只读自动计算</w:t>
+            </w:r>
+          </w:p>
+        </w:tc>
+        <w:tc>
+          <w:tcPr>
+            <w:tcW w:type="dxa" w:w="2880"/>
+          </w:tcPr>
+          <w:p>
+            <w:r>
+              <w:rPr>
+                <w:sz w:val="19"/>
+              </w:rPr>
+              <w:t>= 吨单价 × 结算重量；选"协议固定值"时可即时计算，其余在关联磅单后计算</w:t>
+            </w:r>
+          </w:p>
+        </w:tc>
+      </w:tr>
+    </w:tbl>
+    <w:p>
+      <w:r/>
+      <w:r>
+        <w:rPr>
+          <w:b/>
+        </w:rPr>
+        <w:t>运输基础信息</w:t>
+      </w:r>
+      <w:r/>
+    </w:p>
+    <w:tbl>
+      <w:tblPr>
+        <w:tblStyle w:val="TableGrid"/>
+        <w:tblW w:type="auto" w:w="0"/>
+        <w:tblLook w:firstColumn="1" w:firstRow="1" w:lastColumn="0" w:lastRow="0" w:noHBand="0" w:noVBand="1" w:val="04A0"/>
+      </w:tblPr>
+      <w:tblGrid>
+        <w:gridCol w:w="2880"/>
+        <w:gridCol w:w="2880"/>
+        <w:gridCol w:w="2880"/>
+      </w:tblGrid>
+      <w:tr>
+        <w:tc>
+          <w:tcPr>
+            <w:tcW w:type="dxa" w:w="2880"/>
+            <w:shd w:val="clear" w:color="auto" w:fill="1A56DB"/>
+          </w:tcPr>
+          <w:p>
+            <w:r>
+              <w:rPr>
+                <w:b/>
+                <w:color w:val="FFFFFF"/>
+                <w:sz w:val="19"/>
+              </w:rPr>
+              <w:t>字段分组</w:t>
+            </w:r>
+          </w:p>
+        </w:tc>
+        <w:tc>
+          <w:tcPr>
+            <w:tcW w:type="dxa" w:w="2880"/>
+            <w:shd w:val="clear" w:color="auto" w:fill="1A56DB"/>
+          </w:tcPr>
+          <w:p>
+            <w:r>
+              <w:rPr>
+                <w:b/>
+                <w:color w:val="FFFFFF"/>
+                <w:sz w:val="19"/>
+              </w:rPr>
+              <w:t>字段名称</w:t>
+            </w:r>
+          </w:p>
+        </w:tc>
+        <w:tc>
+          <w:tcPr>
+            <w:tcW w:type="dxa" w:w="2880"/>
+            <w:shd w:val="clear" w:color="auto" w:fill="1A56DB"/>
+          </w:tcPr>
+          <w:p>
+            <w:r>
+              <w:rPr>
+                <w:b/>
+                <w:color w:val="FFFFFF"/>
+                <w:sz w:val="19"/>
+              </w:rPr>
+              <w:t>说明</w:t>
+            </w:r>
+          </w:p>
+        </w:tc>
+      </w:tr>
+      <w:tr>
+        <w:tc>
+          <w:tcPr>
+            <w:tcW w:type="dxa" w:w="2880"/>
+          </w:tcPr>
+          <w:p>
+            <w:r>
+              <w:rPr>
+                <w:sz w:val="19"/>
+              </w:rPr>
+              <w:t>提货信息</w:t>
+            </w:r>
+          </w:p>
+        </w:tc>
+        <w:tc>
+          <w:tcPr>
+            <w:tcW w:type="dxa" w:w="2880"/>
+          </w:tcPr>
+          <w:p>
+            <w:r>
+              <w:rPr>
+                <w:sz w:val="19"/>
+              </w:rPr>
+              <w:t>提货地点/时间</w:t>
+            </w:r>
+          </w:p>
+        </w:tc>
+        <w:tc>
+          <w:tcPr>
+            <w:tcW w:type="dxa" w:w="2880"/>
+          </w:tcPr>
+          <w:p>
+            <w:r>
+              <w:rPr>
+                <w:sz w:val="19"/>
+              </w:rPr>
+              <w:t>货物提取的地点与计划时间</w:t>
+            </w:r>
+          </w:p>
+        </w:tc>
+      </w:tr>
+      <w:tr>
+        <w:tc>
+          <w:tcPr>
+            <w:tcW w:type="dxa" w:w="2880"/>
+          </w:tcPr>
+          <w:p>
+            <w:r>
+              <w:rPr>
+                <w:sz w:val="19"/>
+              </w:rPr>
+              <w:t>提货信息</w:t>
+            </w:r>
+          </w:p>
+        </w:tc>
+        <w:tc>
+          <w:tcPr>
+            <w:tcW w:type="dxa" w:w="2880"/>
+          </w:tcPr>
+          <w:p>
+            <w:r>
+              <w:rPr>
+                <w:sz w:val="19"/>
+              </w:rPr>
+              <w:t>发货指令/提单号</w:t>
+            </w:r>
+          </w:p>
+        </w:tc>
+        <w:tc>
+          <w:tcPr>
+            <w:tcW w:type="dxa" w:w="2880"/>
+          </w:tcPr>
+          <w:p>
+            <w:r>
+              <w:rPr>
+                <w:sz w:val="19"/>
+              </w:rPr>
+              <w:t>关联的业务单据编号</w:t>
+            </w:r>
+          </w:p>
+        </w:tc>
+      </w:tr>
+      <w:tr>
+        <w:tc>
+          <w:tcPr>
+            <w:tcW w:type="dxa" w:w="2880"/>
+          </w:tcPr>
+          <w:p>
+            <w:r>
+              <w:rPr>
+                <w:sz w:val="19"/>
+              </w:rPr>
+              <w:t>送达信息</w:t>
+            </w:r>
+          </w:p>
+        </w:tc>
+        <w:tc>
+          <w:tcPr>
+            <w:tcW w:type="dxa" w:w="2880"/>
+          </w:tcPr>
+          <w:p>
+            <w:r>
+              <w:rPr>
+                <w:sz w:val="19"/>
+              </w:rPr>
+              <w:t>送达地点/预计到达时间</w:t>
+            </w:r>
+          </w:p>
+        </w:tc>
+        <w:tc>
+          <w:tcPr>
+            <w:tcW w:type="dxa" w:w="2880"/>
+          </w:tcPr>
+          <w:p>
+            <w:r>
+              <w:rPr>
+                <w:sz w:val="19"/>
+              </w:rPr>
+              <w:t>货物送达目的地与预计时间</w:t>
+            </w:r>
+          </w:p>
+        </w:tc>
+      </w:tr>
+      <w:tr>
+        <w:tc>
+          <w:tcPr>
+            <w:tcW w:type="dxa" w:w="2880"/>
+          </w:tcPr>
+          <w:p>
+            <w:r>
+              <w:rPr>
+                <w:sz w:val="19"/>
+              </w:rPr>
+              <w:t>运输信息</w:t>
+            </w:r>
+          </w:p>
+        </w:tc>
+        <w:tc>
+          <w:tcPr>
+            <w:tcW w:type="dxa" w:w="2880"/>
+          </w:tcPr>
+          <w:p>
+            <w:r>
+              <w:rPr>
+                <w:sz w:val="19"/>
+              </w:rPr>
+              <w:t>运输方式</w:t>
+            </w:r>
+          </w:p>
+        </w:tc>
+        <w:tc>
+          <w:tcPr>
+            <w:tcW w:type="dxa" w:w="2880"/>
+          </w:tcPr>
+          <w:p>
+            <w:r>
+              <w:rPr>
+                <w:sz w:val="19"/>
+              </w:rPr>
+              <w:t>汽运/铁运/船运等</w:t>
+            </w:r>
+          </w:p>
+        </w:tc>
+      </w:tr>
+      <w:tr>
+        <w:tc>
+          <w:tcPr>
+            <w:tcW w:type="dxa" w:w="2880"/>
+          </w:tcPr>
+          <w:p>
+            <w:r>
+              <w:rPr>
+                <w:sz w:val="19"/>
+              </w:rPr>
+              <w:t>运输信息</w:t>
+            </w:r>
+          </w:p>
+        </w:tc>
+        <w:tc>
+          <w:tcPr>
+            <w:tcW w:type="dxa" w:w="2880"/>
+          </w:tcPr>
+          <w:p>
+            <w:r>
+              <w:rPr>
+                <w:sz w:val="19"/>
+              </w:rPr>
+              <w:t>运输状态</w:t>
+            </w:r>
+          </w:p>
+        </w:tc>
+        <w:tc>
+          <w:tcPr>
+            <w:tcW w:type="dxa" w:w="2880"/>
+          </w:tcPr>
+          <w:p>
+            <w:r>
+              <w:rPr>
+                <w:sz w:val="19"/>
+              </w:rPr>
+              <w:t>待发运 / 在途 / 已到达 / 已签收</w:t>
+            </w:r>
+          </w:p>
+        </w:tc>
+      </w:tr>
+      <w:tr>
+        <w:tc>
+          <w:tcPr>
+            <w:tcW w:type="dxa" w:w="2880"/>
+          </w:tcPr>
+          <w:p>
+            <w:r>
+              <w:rPr>
+                <w:sz w:val="19"/>
+              </w:rPr>
+              <w:t>商品信息</w:t>
+            </w:r>
+          </w:p>
+        </w:tc>
+        <w:tc>
+          <w:tcPr>
+            <w:tcW w:type="dxa" w:w="2880"/>
+          </w:tcPr>
+          <w:p>
+            <w:r>
+              <w:rPr>
+                <w:sz w:val="19"/>
+              </w:rPr>
+              <w:t>物料/数量</w:t>
+            </w:r>
+          </w:p>
+        </w:tc>
+        <w:tc>
+          <w:tcPr>
+            <w:tcW w:type="dxa" w:w="2880"/>
+          </w:tcPr>
+          <w:p>
+            <w:r>
+              <w:rPr>
+                <w:sz w:val="19"/>
+              </w:rPr>
+              <w:t>运输的货物明细</w:t>
+            </w:r>
+          </w:p>
+        </w:tc>
+      </w:tr>
+    </w:tbl>
+    <w:p>
+      <w:pPr>
+        <w:pStyle w:val="Heading4"/>
+      </w:pPr>
+      <w:r>
+        <w:t>1.3 物流查询</w:t>
+      </w:r>
+    </w:p>
+    <w:p>
+      <w:r>
+        <w:t>对接第三方物流平台，查询货物在途实时状态。在第三方物流系统中获取当前位置、预计到达时间、在途异常信息。</w:t>
+      </w:r>
+    </w:p>
+    <w:p>
+      <w:pPr>
+        <w:spacing w:after="40"/>
+      </w:pPr>
+    </w:p>
+    <w:p>
+      <w:pPr>
+        <w:pStyle w:val="Heading3"/>
+      </w:pPr>
+      <w:r>
+        <w:t>二、关联磅单（手动匹配）</w:t>
+      </w:r>
+    </w:p>
+    <w:p>
+      <w:r/>
+      <w:r>
+        <w:rPr>
+          <w:b/>
+        </w:rPr>
+        <w:t>优先级：P0</w:t>
+      </w:r>
+      <w:r/>
+    </w:p>
+    <w:p>
+      <w:r>
+        <w:t>运单详情页提供「关联磅单」功能，支持将三方磅单与运单手动关联，作为结算重量计算和亏吨核算的数据依据。</w:t>
+      </w:r>
+    </w:p>
+    <w:p>
+      <w:pPr>
+        <w:pStyle w:val="Heading4"/>
+      </w:pPr>
+      <w:r>
+        <w:t>2.1 磅单类型</w:t>
       </w:r>
     </w:p>
     <w:tbl>
@@ -1147,51 +1964,1202 @@
         <w:tblLook w:firstColumn="1" w:firstRow="1" w:lastColumn="0" w:lastRow="0" w:noHBand="0" w:noVBand="1" w:val="04A0"/>
       </w:tblPr>
       <w:tblGrid>
-        <w:gridCol w:w="3041"/>
-        <w:gridCol w:w="3041"/>
-        <w:gridCol w:w="3041"/>
+        <w:gridCol w:w="2880"/>
+        <w:gridCol w:w="2880"/>
+        <w:gridCol w:w="2880"/>
       </w:tblGrid>
       <w:tr>
         <w:tc>
           <w:tcPr>
-            <w:tcW w:type="dxa" w:w="2929"/>
-            <w:shd w:val="clear" w:color="auto" w:fill="DBEAFE"/>
+            <w:tcW w:type="dxa" w:w="2880"/>
+            <w:shd w:val="clear" w:color="auto" w:fill="1A56DB"/>
           </w:tcPr>
           <w:p>
             <w:r>
               <w:rPr>
                 <w:b/>
-                <w:sz w:val="18"/>
+                <w:color w:val="FFFFFF"/>
+                <w:sz w:val="19"/>
               </w:rPr>
-              <w:t>字段分组</w:t>
+              <w:t>类型</w:t>
             </w:r>
           </w:p>
         </w:tc>
         <w:tc>
           <w:tcPr>
-            <w:tcW w:type="dxa" w:w="2929"/>
-            <w:shd w:val="clear" w:color="auto" w:fill="DBEAFE"/>
+            <w:tcW w:type="dxa" w:w="2880"/>
+            <w:shd w:val="clear" w:color="auto" w:fill="1A56DB"/>
           </w:tcPr>
           <w:p>
             <w:r>
               <w:rPr>
                 <w:b/>
-                <w:sz w:val="18"/>
+                <w:color w:val="FFFFFF"/>
+                <w:sz w:val="19"/>
               </w:rPr>
-              <w:t>字段名称</w:t>
+              <w:t>含义</w:t>
             </w:r>
           </w:p>
         </w:tc>
         <w:tc>
           <w:tcPr>
-            <w:tcW w:type="dxa" w:w="2929"/>
-            <w:shd w:val="clear" w:color="auto" w:fill="DBEAFE"/>
+            <w:tcW w:type="dxa" w:w="2880"/>
+            <w:shd w:val="clear" w:color="auto" w:fill="1A56DB"/>
           </w:tcPr>
           <w:p>
             <w:r>
               <w:rPr>
                 <w:b/>
-                <w:sz w:val="18"/>
+                <w:color w:val="FFFFFF"/>
+                <w:sz w:val="19"/>
+              </w:rPr>
+              <w:t>必须性</w:t>
+            </w:r>
+          </w:p>
+        </w:tc>
+      </w:tr>
+      <w:tr>
+        <w:tc>
+          <w:tcPr>
+            <w:tcW w:type="dxa" w:w="2880"/>
+          </w:tcPr>
+          <w:p>
+            <w:r>
+              <w:rPr>
+                <w:sz w:val="19"/>
+              </w:rPr>
+              <w:t>我方入库磅单</w:t>
+            </w:r>
+          </w:p>
+        </w:tc>
+        <w:tc>
+          <w:tcPr>
+            <w:tcW w:type="dxa" w:w="2880"/>
+          </w:tcPr>
+          <w:p>
+            <w:r>
+              <w:rPr>
+                <w:sz w:val="19"/>
+              </w:rPr>
+              <w:t>货物到达我方堆场时的过磅记录</w:t>
+            </w:r>
+          </w:p>
+        </w:tc>
+        <w:tc>
+          <w:tcPr>
+            <w:tcW w:type="dxa" w:w="2880"/>
+          </w:tcPr>
+          <w:p>
+            <w:r>
+              <w:rPr>
+                <w:sz w:val="19"/>
+              </w:rPr>
+              <w:t>**结算必须**，缺失则无法提交结算</w:t>
+            </w:r>
+          </w:p>
+        </w:tc>
+      </w:tr>
+      <w:tr>
+        <w:tc>
+          <w:tcPr>
+            <w:tcW w:type="dxa" w:w="2880"/>
+          </w:tcPr>
+          <w:p>
+            <w:r>
+              <w:rPr>
+                <w:sz w:val="19"/>
+              </w:rPr>
+              <w:t>供应商发货磅单</w:t>
+            </w:r>
+          </w:p>
+        </w:tc>
+        <w:tc>
+          <w:tcPr>
+            <w:tcW w:type="dxa" w:w="2880"/>
+          </w:tcPr>
+          <w:p>
+            <w:r>
+              <w:rPr>
+                <w:sz w:val="19"/>
+              </w:rPr>
+              <w:t>供应商在发货时的过磅记录</w:t>
+            </w:r>
+          </w:p>
+        </w:tc>
+        <w:tc>
+          <w:tcPr>
+            <w:tcW w:type="dxa" w:w="2880"/>
+          </w:tcPr>
+          <w:p>
+            <w:r>
+              <w:rPr>
+                <w:sz w:val="19"/>
+              </w:rPr>
+              <w:t>可选，缺失时弹窗提醒可跳过</w:t>
+            </w:r>
+          </w:p>
+        </w:tc>
+      </w:tr>
+      <w:tr>
+        <w:tc>
+          <w:tcPr>
+            <w:tcW w:type="dxa" w:w="2880"/>
+          </w:tcPr>
+          <w:p>
+            <w:r>
+              <w:rPr>
+                <w:sz w:val="19"/>
+              </w:rPr>
+              <w:t>客户收货磅单</w:t>
+            </w:r>
+          </w:p>
+        </w:tc>
+        <w:tc>
+          <w:tcPr>
+            <w:tcW w:type="dxa" w:w="2880"/>
+          </w:tcPr>
+          <w:p>
+            <w:r>
+              <w:rPr>
+                <w:sz w:val="19"/>
+              </w:rPr>
+              <w:t>客户收货时的过磅记录（销售发货场景）</w:t>
+            </w:r>
+          </w:p>
+        </w:tc>
+        <w:tc>
+          <w:tcPr>
+            <w:tcW w:type="dxa" w:w="2880"/>
+          </w:tcPr>
+          <w:p>
+            <w:r>
+              <w:rPr>
+                <w:sz w:val="19"/>
+              </w:rPr>
+              <w:t>可选，缺失时弹窗提醒可跳过</w:t>
+            </w:r>
+          </w:p>
+        </w:tc>
+      </w:tr>
+    </w:tbl>
+    <w:p>
+      <w:pPr>
+        <w:pStyle w:val="Heading4"/>
+      </w:pPr>
+      <w:r>
+        <w:t>2.2 操作流程</w:t>
+      </w:r>
+    </w:p>
+    <w:p>
+      <w:pPr>
+        <w:shd w:val="clear" w:color="auto" w:fill="F3F4F6"/>
+      </w:pPr>
+      <w:r>
+        <w:rPr>
+          <w:rFonts w:ascii="Courier New" w:hAnsi="Courier New"/>
+          <w:sz w:val="18"/>
+        </w:rPr>
+        <w:t>运单详情 → 点击「+ 关联磅单」→ 选择磅单类型 → 勾选对应磅单 → 确认关联</w:t>
+      </w:r>
+    </w:p>
+    <w:p>
+      <w:pPr>
+        <w:pStyle w:val="ListBullet"/>
+      </w:pPr>
+      <w:r>
+        <w:t>同一类型支持关联一条磅单</w:t>
+      </w:r>
+    </w:p>
+    <w:p>
+      <w:pPr>
+        <w:pStyle w:val="ListBullet"/>
+      </w:pPr>
+      <w:r>
+        <w:t>已关联磅单可随时移除</w:t>
+      </w:r>
+    </w:p>
+    <w:p>
+      <w:pPr>
+        <w:pStyle w:val="ListBullet"/>
+      </w:pPr>
+      <w:r>
+        <w:t>关联后自动更新结算重量与总运费显示</w:t>
+      </w:r>
+    </w:p>
+    <w:p>
+      <w:pPr>
+        <w:spacing w:after="40"/>
+      </w:pPr>
+    </w:p>
+    <w:p>
+      <w:pPr>
+        <w:pStyle w:val="Heading3"/>
+      </w:pPr>
+      <w:r>
+        <w:t>三、结算重量逻辑</w:t>
+      </w:r>
+    </w:p>
+    <w:p>
+      <w:r>
+        <w:t>根据运单的「结算依据」字段，系统自动计算结算重量：</w:t>
+      </w:r>
+    </w:p>
+    <w:tbl>
+      <w:tblPr>
+        <w:tblStyle w:val="TableGrid"/>
+        <w:tblW w:type="auto" w:w="0"/>
+        <w:tblLook w:firstColumn="1" w:firstRow="1" w:lastColumn="0" w:lastRow="0" w:noHBand="0" w:noVBand="1" w:val="04A0"/>
+      </w:tblPr>
+      <w:tblGrid>
+        <w:gridCol w:w="2880"/>
+        <w:gridCol w:w="2880"/>
+        <w:gridCol w:w="2880"/>
+      </w:tblGrid>
+      <w:tr>
+        <w:tc>
+          <w:tcPr>
+            <w:tcW w:type="dxa" w:w="2880"/>
+            <w:shd w:val="clear" w:color="auto" w:fill="1A56DB"/>
+          </w:tcPr>
+          <w:p>
+            <w:r>
+              <w:rPr>
+                <w:b/>
+                <w:color w:val="FFFFFF"/>
+                <w:sz w:val="19"/>
+              </w:rPr>
+              <w:t>结算依据</w:t>
+            </w:r>
+          </w:p>
+        </w:tc>
+        <w:tc>
+          <w:tcPr>
+            <w:tcW w:type="dxa" w:w="2880"/>
+            <w:shd w:val="clear" w:color="auto" w:fill="1A56DB"/>
+          </w:tcPr>
+          <w:p>
+            <w:r>
+              <w:rPr>
+                <w:b/>
+                <w:color w:val="FFFFFF"/>
+                <w:sz w:val="19"/>
+              </w:rPr>
+              <w:t>计算规则</w:t>
+            </w:r>
+          </w:p>
+        </w:tc>
+        <w:tc>
+          <w:tcPr>
+            <w:tcW w:type="dxa" w:w="2880"/>
+            <w:shd w:val="clear" w:color="auto" w:fill="1A56DB"/>
+          </w:tcPr>
+          <w:p>
+            <w:r>
+              <w:rPr>
+                <w:b/>
+                <w:color w:val="FFFFFF"/>
+                <w:sz w:val="19"/>
+              </w:rPr>
+              <w:t>备注</w:t>
+            </w:r>
+          </w:p>
+        </w:tc>
+      </w:tr>
+      <w:tr>
+        <w:tc>
+          <w:tcPr>
+            <w:tcW w:type="dxa" w:w="2880"/>
+          </w:tcPr>
+          <w:p>
+            <w:r>
+              <w:rPr>
+                <w:sz w:val="19"/>
+              </w:rPr>
+              <w:t>按最小值（默认）</w:t>
+            </w:r>
+          </w:p>
+        </w:tc>
+        <w:tc>
+          <w:tcPr>
+            <w:tcW w:type="dxa" w:w="2880"/>
+          </w:tcPr>
+          <w:p>
+            <w:r>
+              <w:rPr>
+                <w:sz w:val="19"/>
+              </w:rPr>
+              <w:t>min(我方入库重量, 供应商发货重量)</w:t>
+            </w:r>
+          </w:p>
+        </w:tc>
+        <w:tc>
+          <w:tcPr>
+            <w:tcW w:type="dxa" w:w="2880"/>
+          </w:tcPr>
+          <w:p>
+            <w:r>
+              <w:rPr>
+                <w:sz w:val="19"/>
+              </w:rPr>
+              <w:t>两方均有磅单时取较小值；只有一方时取该方数值</w:t>
+            </w:r>
+          </w:p>
+        </w:tc>
+      </w:tr>
+      <w:tr>
+        <w:tc>
+          <w:tcPr>
+            <w:tcW w:type="dxa" w:w="2880"/>
+          </w:tcPr>
+          <w:p>
+            <w:r>
+              <w:rPr>
+                <w:sz w:val="19"/>
+              </w:rPr>
+              <w:t>按我方磅单</w:t>
+            </w:r>
+          </w:p>
+        </w:tc>
+        <w:tc>
+          <w:tcPr>
+            <w:tcW w:type="dxa" w:w="2880"/>
+          </w:tcPr>
+          <w:p>
+            <w:r>
+              <w:rPr>
+                <w:sz w:val="19"/>
+              </w:rPr>
+              <w:t>取我方入库磅单净重</w:t>
+            </w:r>
+          </w:p>
+        </w:tc>
+        <w:tc>
+          <w:tcPr>
+            <w:tcW w:type="dxa" w:w="2880"/>
+          </w:tcPr>
+          <w:p>
+            <w:r>
+              <w:rPr>
+                <w:sz w:val="19"/>
+              </w:rPr>
+              <w:t>需已关联我方磅单</w:t>
+            </w:r>
+          </w:p>
+        </w:tc>
+      </w:tr>
+      <w:tr>
+        <w:tc>
+          <w:tcPr>
+            <w:tcW w:type="dxa" w:w="2880"/>
+          </w:tcPr>
+          <w:p>
+            <w:r>
+              <w:rPr>
+                <w:sz w:val="19"/>
+              </w:rPr>
+              <w:t>按发货磅单</w:t>
+            </w:r>
+          </w:p>
+        </w:tc>
+        <w:tc>
+          <w:tcPr>
+            <w:tcW w:type="dxa" w:w="2880"/>
+          </w:tcPr>
+          <w:p>
+            <w:r>
+              <w:rPr>
+                <w:sz w:val="19"/>
+              </w:rPr>
+              <w:t>取供应商发货磅单净重</w:t>
+            </w:r>
+          </w:p>
+        </w:tc>
+        <w:tc>
+          <w:tcPr>
+            <w:tcW w:type="dxa" w:w="2880"/>
+          </w:tcPr>
+          <w:p>
+            <w:r>
+              <w:rPr>
+                <w:sz w:val="19"/>
+              </w:rPr>
+              <w:t>需已关联供应商磅单</w:t>
+            </w:r>
+          </w:p>
+        </w:tc>
+      </w:tr>
+      <w:tr>
+        <w:tc>
+          <w:tcPr>
+            <w:tcW w:type="dxa" w:w="2880"/>
+          </w:tcPr>
+          <w:p>
+            <w:r>
+              <w:rPr>
+                <w:sz w:val="19"/>
+              </w:rPr>
+              <w:t>按协议固定值</w:t>
+            </w:r>
+          </w:p>
+        </w:tc>
+        <w:tc>
+          <w:tcPr>
+            <w:tcW w:type="dxa" w:w="2880"/>
+          </w:tcPr>
+          <w:p>
+            <w:r>
+              <w:rPr>
+                <w:sz w:val="19"/>
+              </w:rPr>
+              <w:t>取填写的协议固定吨数</w:t>
+            </w:r>
+          </w:p>
+        </w:tc>
+        <w:tc>
+          <w:tcPr>
+            <w:tcW w:type="dxa" w:w="2880"/>
+          </w:tcPr>
+          <w:p>
+            <w:r>
+              <w:rPr>
+                <w:sz w:val="19"/>
+              </w:rPr>
+              <w:t>无需磅单即可计算</w:t>
+            </w:r>
+          </w:p>
+        </w:tc>
+      </w:tr>
+    </w:tbl>
+    <w:p>
+      <w:pPr>
+        <w:ind w:left="432"/>
+        <w:shd w:val="clear" w:color="auto" w:fill="EFF6FF"/>
+      </w:pPr>
+      <w:r>
+        <w:t>**总运费** = 吨单价 × 结算重量（运费承担方为"我方承担"时计算，供应商承担时不计）</w:t>
+      </w:r>
+    </w:p>
+    <w:p>
+      <w:pPr>
+        <w:spacing w:after="40"/>
+      </w:pPr>
+    </w:p>
+    <w:p>
+      <w:pPr>
+        <w:pStyle w:val="Heading3"/>
+      </w:pPr>
+      <w:r>
+        <w:t>四、磅单对比与亏吨核算</w:t>
+      </w:r>
+    </w:p>
+    <w:p>
+      <w:r/>
+      <w:r>
+        <w:rPr>
+          <w:b/>
+        </w:rPr>
+        <w:t>优先级：P1</w:t>
+      </w:r>
+      <w:r/>
+    </w:p>
+    <w:p>
+      <w:r>
+        <w:t>运单详情中展示三方重量对比与亏吨信息：</w:t>
+      </w:r>
+    </w:p>
+    <w:tbl>
+      <w:tblPr>
+        <w:tblStyle w:val="TableGrid"/>
+        <w:tblW w:type="auto" w:w="0"/>
+        <w:tblLook w:firstColumn="1" w:firstRow="1" w:lastColumn="0" w:lastRow="0" w:noHBand="0" w:noVBand="1" w:val="04A0"/>
+      </w:tblPr>
+      <w:tblGrid>
+        <w:gridCol w:w="4320"/>
+        <w:gridCol w:w="4320"/>
+      </w:tblGrid>
+      <w:tr>
+        <w:tc>
+          <w:tcPr>
+            <w:tcW w:type="dxa" w:w="4320"/>
+            <w:shd w:val="clear" w:color="auto" w:fill="1A56DB"/>
+          </w:tcPr>
+          <w:p>
+            <w:r>
+              <w:rPr>
+                <w:b/>
+                <w:color w:val="FFFFFF"/>
+                <w:sz w:val="19"/>
+              </w:rPr>
+              <w:t>展示项</w:t>
+            </w:r>
+          </w:p>
+        </w:tc>
+        <w:tc>
+          <w:tcPr>
+            <w:tcW w:type="dxa" w:w="4320"/>
+            <w:shd w:val="clear" w:color="auto" w:fill="1A56DB"/>
+          </w:tcPr>
+          <w:p>
+            <w:r>
+              <w:rPr>
+                <w:b/>
+                <w:color w:val="FFFFFF"/>
+                <w:sz w:val="19"/>
+              </w:rPr>
+              <w:t>计算说明</w:t>
+            </w:r>
+          </w:p>
+        </w:tc>
+      </w:tr>
+      <w:tr>
+        <w:tc>
+          <w:tcPr>
+            <w:tcW w:type="dxa" w:w="4320"/>
+          </w:tcPr>
+          <w:p>
+            <w:r>
+              <w:rPr>
+                <w:sz w:val="19"/>
+              </w:rPr>
+              <w:t>我方入库磅单(吨)</w:t>
+            </w:r>
+          </w:p>
+        </w:tc>
+        <w:tc>
+          <w:tcPr>
+            <w:tcW w:type="dxa" w:w="4320"/>
+          </w:tcPr>
+          <w:p>
+            <w:r>
+              <w:rPr>
+                <w:sz w:val="19"/>
+              </w:rPr>
+              <w:t>直接取关联磅单净重</w:t>
+            </w:r>
+          </w:p>
+        </w:tc>
+      </w:tr>
+      <w:tr>
+        <w:tc>
+          <w:tcPr>
+            <w:tcW w:type="dxa" w:w="4320"/>
+          </w:tcPr>
+          <w:p>
+            <w:r>
+              <w:rPr>
+                <w:sz w:val="19"/>
+              </w:rPr>
+              <w:t>供应商发货磅单(吨)</w:t>
+            </w:r>
+          </w:p>
+        </w:tc>
+        <w:tc>
+          <w:tcPr>
+            <w:tcW w:type="dxa" w:w="4320"/>
+          </w:tcPr>
+          <w:p>
+            <w:r>
+              <w:rPr>
+                <w:sz w:val="19"/>
+              </w:rPr>
+              <w:t>直接取关联磅单净重</w:t>
+            </w:r>
+          </w:p>
+        </w:tc>
+      </w:tr>
+      <w:tr>
+        <w:tc>
+          <w:tcPr>
+            <w:tcW w:type="dxa" w:w="4320"/>
+          </w:tcPr>
+          <w:p>
+            <w:r>
+              <w:rPr>
+                <w:sz w:val="19"/>
+              </w:rPr>
+              <w:t>客户收货磅单(吨)</w:t>
+            </w:r>
+          </w:p>
+        </w:tc>
+        <w:tc>
+          <w:tcPr>
+            <w:tcW w:type="dxa" w:w="4320"/>
+          </w:tcPr>
+          <w:p>
+            <w:r>
+              <w:rPr>
+                <w:sz w:val="19"/>
+              </w:rPr>
+              <w:t>直接取关联磅单净重</w:t>
+            </w:r>
+          </w:p>
+        </w:tc>
+      </w:tr>
+      <w:tr>
+        <w:tc>
+          <w:tcPr>
+            <w:tcW w:type="dxa" w:w="4320"/>
+          </w:tcPr>
+          <w:p>
+            <w:r>
+              <w:rPr>
+                <w:sz w:val="19"/>
+              </w:rPr>
+              <w:t>结算重量(吨)</w:t>
+            </w:r>
+          </w:p>
+        </w:tc>
+        <w:tc>
+          <w:tcPr>
+            <w:tcW w:type="dxa" w:w="4320"/>
+          </w:tcPr>
+          <w:p>
+            <w:r>
+              <w:rPr>
+                <w:sz w:val="19"/>
+              </w:rPr>
+              <w:t>根据结算依据计算（见上节）</w:t>
+            </w:r>
+          </w:p>
+        </w:tc>
+      </w:tr>
+      <w:tr>
+        <w:tc>
+          <w:tcPr>
+            <w:tcW w:type="dxa" w:w="4320"/>
+          </w:tcPr>
+          <w:p>
+            <w:r>
+              <w:rPr>
+                <w:sz w:val="19"/>
+              </w:rPr>
+              <w:t>亏吨数(吨)</w:t>
+            </w:r>
+          </w:p>
+        </w:tc>
+        <w:tc>
+          <w:tcPr>
+            <w:tcW w:type="dxa" w:w="4320"/>
+          </w:tcPr>
+          <w:p>
+            <w:r>
+              <w:rPr>
+                <w:sz w:val="19"/>
+              </w:rPr>
+              <w:t>max(我方, 供应商) − 结算重量；＞0 时以红色醒目展示</w:t>
+            </w:r>
+          </w:p>
+        </w:tc>
+      </w:tr>
+      <w:tr>
+        <w:tc>
+          <w:tcPr>
+            <w:tcW w:type="dxa" w:w="4320"/>
+          </w:tcPr>
+          <w:p>
+            <w:r>
+              <w:rPr>
+                <w:sz w:val="19"/>
+              </w:rPr>
+              <w:t>亏吨扣款额(元)</w:t>
+            </w:r>
+          </w:p>
+        </w:tc>
+        <w:tc>
+          <w:tcPr>
+            <w:tcW w:type="dxa" w:w="4320"/>
+          </w:tcPr>
+          <w:p>
+            <w:r>
+              <w:rPr>
+                <w:sz w:val="19"/>
+              </w:rPr>
+              <w:t>亏吨数 × 吨单价；运费供应商承担时不计</w:t>
+            </w:r>
+          </w:p>
+        </w:tc>
+      </w:tr>
+    </w:tbl>
+    <w:p>
+      <w:pPr>
+        <w:spacing w:after="40"/>
+      </w:pPr>
+    </w:p>
+    <w:p>
+      <w:pPr>
+        <w:pStyle w:val="Heading3"/>
+      </w:pPr>
+      <w:r>
+        <w:t>五、运单结算校验</w:t>
+      </w:r>
+    </w:p>
+    <w:p>
+      <w:r>
+        <w:t>点击「提交结算」时，系统执行以下校验：</w:t>
+      </w:r>
+    </w:p>
+    <w:tbl>
+      <w:tblPr>
+        <w:tblStyle w:val="TableGrid"/>
+        <w:tblW w:type="auto" w:w="0"/>
+        <w:tblLook w:firstColumn="1" w:firstRow="1" w:lastColumn="0" w:lastRow="0" w:noHBand="0" w:noVBand="1" w:val="04A0"/>
+      </w:tblPr>
+      <w:tblGrid>
+        <w:gridCol w:w="2880"/>
+        <w:gridCol w:w="2880"/>
+        <w:gridCol w:w="2880"/>
+      </w:tblGrid>
+      <w:tr>
+        <w:tc>
+          <w:tcPr>
+            <w:tcW w:type="dxa" w:w="2880"/>
+            <w:shd w:val="clear" w:color="auto" w:fill="1A56DB"/>
+          </w:tcPr>
+          <w:p>
+            <w:r>
+              <w:rPr>
+                <w:b/>
+                <w:color w:val="FFFFFF"/>
+                <w:sz w:val="19"/>
+              </w:rPr>
+              <w:t>校验项</w:t>
+            </w:r>
+          </w:p>
+        </w:tc>
+        <w:tc>
+          <w:tcPr>
+            <w:tcW w:type="dxa" w:w="2880"/>
+            <w:shd w:val="clear" w:color="auto" w:fill="1A56DB"/>
+          </w:tcPr>
+          <w:p>
+            <w:r>
+              <w:rPr>
+                <w:b/>
+                <w:color w:val="FFFFFF"/>
+                <w:sz w:val="19"/>
+              </w:rPr>
+              <w:t>类型</w:t>
+            </w:r>
+          </w:p>
+        </w:tc>
+        <w:tc>
+          <w:tcPr>
+            <w:tcW w:type="dxa" w:w="2880"/>
+            <w:shd w:val="clear" w:color="auto" w:fill="1A56DB"/>
+          </w:tcPr>
+          <w:p>
+            <w:r>
+              <w:rPr>
+                <w:b/>
+                <w:color w:val="FFFFFF"/>
+                <w:sz w:val="19"/>
+              </w:rPr>
+              <w:t>处理方式</w:t>
+            </w:r>
+          </w:p>
+        </w:tc>
+      </w:tr>
+      <w:tr>
+        <w:tc>
+          <w:tcPr>
+            <w:tcW w:type="dxa" w:w="2880"/>
+          </w:tcPr>
+          <w:p>
+            <w:r>
+              <w:rPr>
+                <w:sz w:val="19"/>
+              </w:rPr>
+              <w:t>已关联我方入库磅单</w:t>
+            </w:r>
+          </w:p>
+        </w:tc>
+        <w:tc>
+          <w:tcPr>
+            <w:tcW w:type="dxa" w:w="2880"/>
+          </w:tcPr>
+          <w:p>
+            <w:r>
+              <w:rPr>
+                <w:sz w:val="19"/>
+              </w:rPr>
+              <w:t>**强制**</w:t>
+            </w:r>
+          </w:p>
+        </w:tc>
+        <w:tc>
+          <w:tcPr>
+            <w:tcW w:type="dxa" w:w="2880"/>
+          </w:tcPr>
+          <w:p>
+            <w:r>
+              <w:rPr>
+                <w:sz w:val="19"/>
+              </w:rPr>
+              <w:t>缺失则阻止结算，提示错误</w:t>
+            </w:r>
+          </w:p>
+        </w:tc>
+      </w:tr>
+      <w:tr>
+        <w:tc>
+          <w:tcPr>
+            <w:tcW w:type="dxa" w:w="2880"/>
+          </w:tcPr>
+          <w:p>
+            <w:r>
+              <w:rPr>
+                <w:sz w:val="19"/>
+              </w:rPr>
+              <w:t>已关联供应商发货磅单</w:t>
+            </w:r>
+          </w:p>
+        </w:tc>
+        <w:tc>
+          <w:tcPr>
+            <w:tcW w:type="dxa" w:w="2880"/>
+          </w:tcPr>
+          <w:p>
+            <w:r>
+              <w:rPr>
+                <w:sz w:val="19"/>
+              </w:rPr>
+              <w:t>警告</w:t>
+            </w:r>
+          </w:p>
+        </w:tc>
+        <w:tc>
+          <w:tcPr>
+            <w:tcW w:type="dxa" w:w="2880"/>
+          </w:tcPr>
+          <w:p>
+            <w:r>
+              <w:rPr>
+                <w:sz w:val="19"/>
+              </w:rPr>
+              <w:t>弹窗提醒，可选择继续</w:t>
+            </w:r>
+          </w:p>
+        </w:tc>
+      </w:tr>
+      <w:tr>
+        <w:tc>
+          <w:tcPr>
+            <w:tcW w:type="dxa" w:w="2880"/>
+          </w:tcPr>
+          <w:p>
+            <w:r>
+              <w:rPr>
+                <w:sz w:val="19"/>
+              </w:rPr>
+              <w:t>已关联客户收货磅单</w:t>
+            </w:r>
+          </w:p>
+        </w:tc>
+        <w:tc>
+          <w:tcPr>
+            <w:tcW w:type="dxa" w:w="2880"/>
+          </w:tcPr>
+          <w:p>
+            <w:r>
+              <w:rPr>
+                <w:sz w:val="19"/>
+              </w:rPr>
+              <w:t>警告</w:t>
+            </w:r>
+          </w:p>
+        </w:tc>
+        <w:tc>
+          <w:tcPr>
+            <w:tcW w:type="dxa" w:w="2880"/>
+          </w:tcPr>
+          <w:p>
+            <w:r>
+              <w:rPr>
+                <w:sz w:val="19"/>
+              </w:rPr>
+              <w:t>弹窗提醒，可选择继续</w:t>
+            </w:r>
+          </w:p>
+        </w:tc>
+      </w:tr>
+      <w:tr>
+        <w:tc>
+          <w:tcPr>
+            <w:tcW w:type="dxa" w:w="2880"/>
+          </w:tcPr>
+          <w:p>
+            <w:r>
+              <w:rPr>
+                <w:sz w:val="19"/>
+              </w:rPr>
+              <w:t>结算重量可计算</w:t>
+            </w:r>
+          </w:p>
+        </w:tc>
+        <w:tc>
+          <w:tcPr>
+            <w:tcW w:type="dxa" w:w="2880"/>
+          </w:tcPr>
+          <w:p>
+            <w:r>
+              <w:rPr>
+                <w:sz w:val="19"/>
+              </w:rPr>
+              <w:t>**强制**</w:t>
+            </w:r>
+          </w:p>
+        </w:tc>
+        <w:tc>
+          <w:tcPr>
+            <w:tcW w:type="dxa" w:w="2880"/>
+          </w:tcPr>
+          <w:p>
+            <w:r>
+              <w:rPr>
+                <w:sz w:val="19"/>
+              </w:rPr>
+              <w:t>根据结算依据无法得出有效数值时阻止结算</w:t>
+            </w:r>
+          </w:p>
+        </w:tc>
+      </w:tr>
+    </w:tbl>
+    <w:p>
+      <w:r>
+        <w:t>结算通过后，运单状态变更为「已结算」，生成结算单供财务处理。</w:t>
+      </w:r>
+    </w:p>
+    <w:p>
+      <w:pPr>
+        <w:spacing w:after="40"/>
+      </w:pPr>
+    </w:p>
+    <w:p>
+      <w:pPr>
+        <w:pStyle w:val="Heading3"/>
+      </w:pPr>
+      <w:r>
+        <w:t>六、物流入库单（采购到货确认）</w:t>
+      </w:r>
+    </w:p>
+    <w:p>
+      <w:pPr>
+        <w:pStyle w:val="Heading4"/>
+      </w:pPr>
+      <w:r>
+        <w:t>6.1 功能说明</w:t>
+      </w:r>
+    </w:p>
+    <w:p>
+      <w:r>
+        <w:t>货物过磅进入仓库后，通过物流入库单完成到货确认，触发库存形成流程。</w:t>
+      </w:r>
+    </w:p>
+    <w:p>
+      <w:r/>
+      <w:r>
+        <w:rPr>
+          <w:b/>
+        </w:rPr>
+        <w:t>数据来源</w:t>
+      </w:r>
+      <w:r>
+        <w:t>：发货指令 + 物流运单 + 地磅过磅数据</w:t>
+      </w:r>
+    </w:p>
+    <w:p>
+      <w:pPr>
+        <w:pStyle w:val="Heading4"/>
+      </w:pPr>
+      <w:r>
+        <w:t>6.2 操作流程</w:t>
+      </w:r>
+    </w:p>
+    <w:p>
+      <w:pPr>
+        <w:shd w:val="clear" w:color="auto" w:fill="F3F4F6"/>
+      </w:pPr>
+      <w:r>
+        <w:rPr>
+          <w:rFonts w:ascii="Courier New" w:hAnsi="Courier New"/>
+          <w:sz w:val="18"/>
+        </w:rPr>
+        <w:t>方式一：选择发货指令 → 选择物流运单 → 地磅数据自动带入 → 入库确认</w:t>
+        <w:br/>
+        <w:t>方式二：直接选择物流运单 → 手动关联地磅数据 → 入库确认</w:t>
+      </w:r>
+    </w:p>
+    <w:p>
+      <w:pPr>
+        <w:pStyle w:val="Heading4"/>
+      </w:pPr>
+      <w:r>
+        <w:t>6.3 关联关系</w:t>
+      </w:r>
+    </w:p>
+    <w:p>
+      <w:pPr>
+        <w:shd w:val="clear" w:color="auto" w:fill="F3F4F6"/>
+      </w:pPr>
+      <w:r>
+        <w:rPr>
+          <w:rFonts w:ascii="Courier New" w:hAnsi="Courier New"/>
+          <w:sz w:val="18"/>
+        </w:rPr>
+        <w:t>物流入库单 → 业务入库单（库存形成）→ 采购合同（履约跟踪）</w:t>
+      </w:r>
+    </w:p>
+    <w:p>
+      <w:pPr>
+        <w:ind w:left="432"/>
+        <w:shd w:val="clear" w:color="auto" w:fill="EFF6FF"/>
+      </w:pPr>
+      <w:r>
+        <w:t>**注意**：物流入库单确认后，通知仓储库管创建业务入库单，库存正式形成并开始批次成本计算。</w:t>
+      </w:r>
+    </w:p>
+    <w:p>
+      <w:pPr>
+        <w:spacing w:after="40"/>
+      </w:pPr>
+    </w:p>
+    <w:p>
+      <w:pPr>
+        <w:pStyle w:val="Heading3"/>
+      </w:pPr>
+      <w:r>
+        <w:t>七、物流出库单（销售发货确认）</w:t>
+      </w:r>
+    </w:p>
+    <w:p>
+      <w:pPr>
+        <w:pStyle w:val="Heading4"/>
+      </w:pPr>
+      <w:r>
+        <w:t>7.1 核心场景</w:t>
+      </w:r>
+    </w:p>
+    <w:p>
+      <w:r/>
+      <w:r>
+        <w:rPr>
+          <w:b/>
+        </w:rPr>
+        <w:t>场景一：常规销售出库</w:t>
+      </w:r>
+      <w:r/>
+    </w:p>
+    <w:p>
+      <w:pPr>
+        <w:shd w:val="clear" w:color="auto" w:fill="F3F4F6"/>
+      </w:pPr>
+      <w:r>
+        <w:rPr>
+          <w:rFonts w:ascii="Courier New" w:hAnsi="Courier New"/>
+          <w:sz w:val="18"/>
+        </w:rPr>
+        <w:t>销售提单 → 物流出库单 → 过磅出库 → 库存扣减</w:t>
+      </w:r>
+    </w:p>
+    <w:p>
+      <w:r/>
+      <w:r>
+        <w:rPr>
+          <w:b/>
+        </w:rPr>
+        <w:t>场景二：以销定采直拨</w:t>
+      </w:r>
+      <w:r/>
+    </w:p>
+    <w:p>
+      <w:pPr>
+        <w:shd w:val="clear" w:color="auto" w:fill="F3F4F6"/>
+      </w:pPr>
+      <w:r>
+        <w:rPr>
+          <w:rFonts w:ascii="Courier New" w:hAnsi="Courier New"/>
+          <w:sz w:val="18"/>
+        </w:rPr>
+        <w:t>供应商直接发货给客户（不经过我方仓库）</w:t>
+        <w:br/>
+        <w:t>→ 系统自动反向生成物流入库单（补完入库流程）</w:t>
+        <w:br/>
+        <w:t>→ 下游确认收货后关联上游合同完成入库，再完成出库</w:t>
+      </w:r>
+    </w:p>
+    <w:p>
+      <w:r/>
+      <w:r>
+        <w:rPr>
+          <w:b/>
+        </w:rPr>
+        <w:t>场景三：退货处理</w:t>
+      </w:r>
+      <w:r/>
+    </w:p>
+    <w:p>
+      <w:pPr>
+        <w:shd w:val="clear" w:color="auto" w:fill="F3F4F6"/>
+      </w:pPr>
+      <w:r>
+        <w:rPr>
+          <w:rFonts w:ascii="Courier New" w:hAnsi="Courier New"/>
+          <w:sz w:val="18"/>
+        </w:rPr>
+        <w:t>支持销售退货和采购退货的逆向物流流程</w:t>
+      </w:r>
+    </w:p>
+    <w:p>
+      <w:pPr>
+        <w:spacing w:after="40"/>
+      </w:pPr>
+    </w:p>
+    <w:p>
+      <w:pPr>
+        <w:pStyle w:val="Heading3"/>
+      </w:pPr>
+      <w:r>
+        <w:t>八、叫车派车</w:t>
+      </w:r>
+    </w:p>
+    <w:tbl>
+      <w:tblPr>
+        <w:tblStyle w:val="TableGrid"/>
+        <w:tblW w:type="auto" w:w="0"/>
+        <w:tblLook w:firstColumn="1" w:firstRow="1" w:lastColumn="0" w:lastRow="0" w:noHBand="0" w:noVBand="1" w:val="04A0"/>
+      </w:tblPr>
+      <w:tblGrid>
+        <w:gridCol w:w="4320"/>
+        <w:gridCol w:w="4320"/>
+      </w:tblGrid>
+      <w:tr>
+        <w:tc>
+          <w:tcPr>
+            <w:tcW w:type="dxa" w:w="4320"/>
+            <w:shd w:val="clear" w:color="auto" w:fill="1A56DB"/>
+          </w:tcPr>
+          <w:p>
+            <w:r>
+              <w:rPr>
+                <w:b/>
+                <w:color w:val="FFFFFF"/>
+                <w:sz w:val="19"/>
+              </w:rPr>
+              <w:t>功能</w:t>
+            </w:r>
+          </w:p>
+        </w:tc>
+        <w:tc>
+          <w:tcPr>
+            <w:tcW w:type="dxa" w:w="4320"/>
+            <w:shd w:val="clear" w:color="auto" w:fill="1A56DB"/>
+          </w:tcPr>
+          <w:p>
+            <w:r>
+              <w:rPr>
+                <w:b/>
+                <w:color w:val="FFFFFF"/>
+                <w:sz w:val="19"/>
               </w:rPr>
               <w:t>说明</w:t>
             </w:r>
@@ -1201,40 +3169,27 @@
       <w:tr>
         <w:tc>
           <w:tcPr>
-            <w:tcW w:type="dxa" w:w="2929"/>
+            <w:tcW w:type="dxa" w:w="4320"/>
           </w:tcPr>
           <w:p>
             <w:r>
               <w:rPr>
-                <w:sz w:val="18"/>
+                <w:sz w:val="19"/>
               </w:rPr>
-              <w:t>提货信息</w:t>
+              <w:t>发布运力需求</w:t>
             </w:r>
           </w:p>
         </w:tc>
         <w:tc>
           <w:tcPr>
-            <w:tcW w:type="dxa" w:w="2929"/>
+            <w:tcW w:type="dxa" w:w="4320"/>
           </w:tcPr>
           <w:p>
             <w:r>
               <w:rPr>
-                <w:sz w:val="18"/>
+                <w:sz w:val="19"/>
               </w:rPr>
-              <w:t>提货地点/时间</w:t>
-            </w:r>
-          </w:p>
-        </w:tc>
-        <w:tc>
-          <w:tcPr>
-            <w:tcW w:type="dxa" w:w="2929"/>
-          </w:tcPr>
-          <w:p>
-            <w:r>
-              <w:rPr>
-                <w:sz w:val="18"/>
-              </w:rPr>
-              <w:t>货物提取的地点与计划时间</w:t>
+              <w:t>根据发货指令/提单发布本次运输的车辆需求</w:t>
             </w:r>
           </w:p>
         </w:tc>
@@ -1242,40 +3197,27 @@
       <w:tr>
         <w:tc>
           <w:tcPr>
-            <w:tcW w:type="dxa" w:w="2929"/>
+            <w:tcW w:type="dxa" w:w="4320"/>
           </w:tcPr>
           <w:p>
             <w:r>
               <w:rPr>
-                <w:sz w:val="18"/>
+                <w:sz w:val="19"/>
               </w:rPr>
-              <w:t>提货信息</w:t>
+              <w:t>车辆调度</w:t>
             </w:r>
           </w:p>
         </w:tc>
         <w:tc>
           <w:tcPr>
-            <w:tcW w:type="dxa" w:w="2929"/>
+            <w:tcW w:type="dxa" w:w="4320"/>
           </w:tcPr>
           <w:p>
             <w:r>
               <w:rPr>
-                <w:sz w:val="18"/>
+                <w:sz w:val="19"/>
               </w:rPr>
-              <w:t>发货指令/提单号</w:t>
-            </w:r>
-          </w:p>
-        </w:tc>
-        <w:tc>
-          <w:tcPr>
-            <w:tcW w:type="dxa" w:w="2929"/>
-          </w:tcPr>
-          <w:p>
-            <w:r>
-              <w:rPr>
-                <w:sz w:val="18"/>
-              </w:rPr>
-              <w:t>关联的业务单据编号</w:t>
+              <w:t>从车辆主数据选择可用车辆，指派司机</w:t>
             </w:r>
           </w:p>
         </w:tc>
@@ -1283,40 +3225,27 @@
       <w:tr>
         <w:tc>
           <w:tcPr>
-            <w:tcW w:type="dxa" w:w="2929"/>
+            <w:tcW w:type="dxa" w:w="4320"/>
           </w:tcPr>
           <w:p>
             <w:r>
               <w:rPr>
-                <w:sz w:val="18"/>
+                <w:sz w:val="19"/>
               </w:rPr>
-              <w:t>送达信息</w:t>
+              <w:t>自有/第三方</w:t>
             </w:r>
           </w:p>
         </w:tc>
         <w:tc>
           <w:tcPr>
-            <w:tcW w:type="dxa" w:w="2929"/>
+            <w:tcW w:type="dxa" w:w="4320"/>
           </w:tcPr>
           <w:p>
             <w:r>
               <w:rPr>
-                <w:sz w:val="18"/>
+                <w:sz w:val="19"/>
               </w:rPr>
-              <w:t>送达地点/预计到达时间</w:t>
-            </w:r>
-          </w:p>
-        </w:tc>
-        <w:tc>
-          <w:tcPr>
-            <w:tcW w:type="dxa" w:w="2929"/>
-          </w:tcPr>
-          <w:p>
-            <w:r>
-              <w:rPr>
-                <w:sz w:val="18"/>
-              </w:rPr>
-              <w:t>货物送达目的地与预计时间</w:t>
+              <w:t>支持自有车辆和第三方物流公司车辆</w:t>
             </w:r>
           </w:p>
         </w:tc>
@@ -1324,359 +3253,35 @@
       <w:tr>
         <w:tc>
           <w:tcPr>
-            <w:tcW w:type="dxa" w:w="2929"/>
+            <w:tcW w:type="dxa" w:w="4320"/>
           </w:tcPr>
           <w:p>
             <w:r>
               <w:rPr>
-                <w:sz w:val="18"/>
+                <w:sz w:val="19"/>
               </w:rPr>
-              <w:t>物流供应商</w:t>
+              <w:t>车辆报备</w:t>
             </w:r>
           </w:p>
         </w:tc>
         <w:tc>
           <w:tcPr>
-            <w:tcW w:type="dxa" w:w="2929"/>
+            <w:tcW w:type="dxa" w:w="4320"/>
           </w:tcPr>
           <w:p>
             <w:r>
               <w:rPr>
-                <w:sz w:val="18"/>
+                <w:sz w:val="19"/>
               </w:rPr>
-              <w:t>物流公司</w:t>
-            </w:r>
-          </w:p>
-        </w:tc>
-        <w:tc>
-          <w:tcPr>
-            <w:tcW w:type="dxa" w:w="2929"/>
-          </w:tcPr>
-          <w:p>
-            <w:r>
-              <w:rPr>
-                <w:sz w:val="18"/>
-              </w:rPr>
-              <w:t>承运的物流公司</w:t>
-            </w:r>
-          </w:p>
-        </w:tc>
-      </w:tr>
-      <w:tr>
-        <w:tc>
-          <w:tcPr>
-            <w:tcW w:type="dxa" w:w="2929"/>
-          </w:tcPr>
-          <w:p>
-            <w:r>
-              <w:rPr>
-                <w:sz w:val="18"/>
-              </w:rPr>
-              <w:t>物流供应商</w:t>
-            </w:r>
-          </w:p>
-        </w:tc>
-        <w:tc>
-          <w:tcPr>
-            <w:tcW w:type="dxa" w:w="2929"/>
-          </w:tcPr>
-          <w:p>
-            <w:r>
-              <w:rPr>
-                <w:sz w:val="18"/>
-              </w:rPr>
-              <w:t>司机/车辆/车牌</w:t>
-            </w:r>
-          </w:p>
-        </w:tc>
-        <w:tc>
-          <w:tcPr>
-            <w:tcW w:type="dxa" w:w="2929"/>
-          </w:tcPr>
-          <w:p>
-            <w:r>
-              <w:rPr>
-                <w:sz w:val="18"/>
-              </w:rPr>
-              <w:t>执行运输的司机与车辆信息</w:t>
-            </w:r>
-          </w:p>
-        </w:tc>
-      </w:tr>
-      <w:tr>
-        <w:tc>
-          <w:tcPr>
-            <w:tcW w:type="dxa" w:w="2929"/>
-          </w:tcPr>
-          <w:p>
-            <w:r>
-              <w:rPr>
-                <w:sz w:val="18"/>
-              </w:rPr>
-              <w:t>物流供应商</w:t>
-            </w:r>
-          </w:p>
-        </w:tc>
-        <w:tc>
-          <w:tcPr>
-            <w:tcW w:type="dxa" w:w="2929"/>
-          </w:tcPr>
-          <w:p>
-            <w:r>
-              <w:rPr>
-                <w:sz w:val="18"/>
-              </w:rPr>
-              <w:t>里程</w:t>
-            </w:r>
-          </w:p>
-        </w:tc>
-        <w:tc>
-          <w:tcPr>
-            <w:tcW w:type="dxa" w:w="2929"/>
-          </w:tcPr>
-          <w:p>
-            <w:r>
-              <w:rPr>
-                <w:sz w:val="18"/>
-              </w:rPr>
-              <w:t>运输里程数</w:t>
-            </w:r>
-          </w:p>
-        </w:tc>
-      </w:tr>
-      <w:tr>
-        <w:tc>
-          <w:tcPr>
-            <w:tcW w:type="dxa" w:w="2929"/>
-          </w:tcPr>
-          <w:p>
-            <w:r>
-              <w:rPr>
-                <w:sz w:val="18"/>
-              </w:rPr>
-              <w:t>运输信息</w:t>
-            </w:r>
-          </w:p>
-        </w:tc>
-        <w:tc>
-          <w:tcPr>
-            <w:tcW w:type="dxa" w:w="2929"/>
-          </w:tcPr>
-          <w:p>
-            <w:r>
-              <w:rPr>
-                <w:sz w:val="18"/>
-              </w:rPr>
-              <w:t>运输方式</w:t>
-            </w:r>
-          </w:p>
-        </w:tc>
-        <w:tc>
-          <w:tcPr>
-            <w:tcW w:type="dxa" w:w="2929"/>
-          </w:tcPr>
-          <w:p>
-            <w:r>
-              <w:rPr>
-                <w:sz w:val="18"/>
-              </w:rPr>
-              <w:t>汽运/铁运/船运等</w:t>
-            </w:r>
-          </w:p>
-        </w:tc>
-      </w:tr>
-      <w:tr>
-        <w:tc>
-          <w:tcPr>
-            <w:tcW w:type="dxa" w:w="2929"/>
-          </w:tcPr>
-          <w:p>
-            <w:r>
-              <w:rPr>
-                <w:sz w:val="18"/>
-              </w:rPr>
-              <w:t>运输信息</w:t>
-            </w:r>
-          </w:p>
-        </w:tc>
-        <w:tc>
-          <w:tcPr>
-            <w:tcW w:type="dxa" w:w="2929"/>
-          </w:tcPr>
-          <w:p>
-            <w:r>
-              <w:rPr>
-                <w:sz w:val="18"/>
-              </w:rPr>
-              <w:t>运输状态</w:t>
-            </w:r>
-          </w:p>
-        </w:tc>
-        <w:tc>
-          <w:tcPr>
-            <w:tcW w:type="dxa" w:w="2929"/>
-          </w:tcPr>
-          <w:p>
-            <w:r>
-              <w:rPr>
-                <w:sz w:val="18"/>
-              </w:rPr>
-              <w:t>待发运 / 在途 / 已到达 / 已签收</w:t>
-            </w:r>
-          </w:p>
-        </w:tc>
-      </w:tr>
-      <w:tr>
-        <w:tc>
-          <w:tcPr>
-            <w:tcW w:type="dxa" w:w="2929"/>
-          </w:tcPr>
-          <w:p>
-            <w:r>
-              <w:rPr>
-                <w:sz w:val="18"/>
-              </w:rPr>
-              <w:t>运输费用</w:t>
-            </w:r>
-          </w:p>
-        </w:tc>
-        <w:tc>
-          <w:tcPr>
-            <w:tcW w:type="dxa" w:w="2929"/>
-          </w:tcPr>
-          <w:p>
-            <w:r>
-              <w:rPr>
-                <w:sz w:val="18"/>
-              </w:rPr>
-              <w:t>运费/运杂费</w:t>
-            </w:r>
-          </w:p>
-        </w:tc>
-        <w:tc>
-          <w:tcPr>
-            <w:tcW w:type="dxa" w:w="2929"/>
-          </w:tcPr>
-          <w:p>
-            <w:r>
-              <w:rPr>
-                <w:sz w:val="18"/>
-              </w:rPr>
-              <w:t>运输相关费用</w:t>
-            </w:r>
-          </w:p>
-        </w:tc>
-      </w:tr>
-      <w:tr>
-        <w:tc>
-          <w:tcPr>
-            <w:tcW w:type="dxa" w:w="2929"/>
-          </w:tcPr>
-          <w:p>
-            <w:r>
-              <w:rPr>
-                <w:sz w:val="18"/>
-              </w:rPr>
-              <w:t>运输费用</w:t>
-            </w:r>
-          </w:p>
-        </w:tc>
-        <w:tc>
-          <w:tcPr>
-            <w:tcW w:type="dxa" w:w="2929"/>
-          </w:tcPr>
-          <w:p>
-            <w:r>
-              <w:rPr>
-                <w:sz w:val="18"/>
-              </w:rPr>
-              <w:t>费用承担方</w:t>
-            </w:r>
-          </w:p>
-        </w:tc>
-        <w:tc>
-          <w:tcPr>
-            <w:tcW w:type="dxa" w:w="2929"/>
-          </w:tcPr>
-          <w:p>
-            <w:r>
-              <w:rPr>
-                <w:sz w:val="18"/>
-              </w:rPr>
-              <w:t>我方/对方承担运输费用</w:t>
-            </w:r>
-          </w:p>
-        </w:tc>
-      </w:tr>
-      <w:tr>
-        <w:tc>
-          <w:tcPr>
-            <w:tcW w:type="dxa" w:w="2929"/>
-          </w:tcPr>
-          <w:p>
-            <w:r>
-              <w:rPr>
-                <w:sz w:val="18"/>
-              </w:rPr>
-              <w:t>商品信息</w:t>
-            </w:r>
-          </w:p>
-        </w:tc>
-        <w:tc>
-          <w:tcPr>
-            <w:tcW w:type="dxa" w:w="2929"/>
-          </w:tcPr>
-          <w:p>
-            <w:r>
-              <w:rPr>
-                <w:sz w:val="18"/>
-              </w:rPr>
-              <w:t>物料/数量</w:t>
-            </w:r>
-          </w:p>
-        </w:tc>
-        <w:tc>
-          <w:tcPr>
-            <w:tcW w:type="dxa" w:w="2929"/>
-          </w:tcPr>
-          <w:p>
-            <w:r>
-              <w:rPr>
-                <w:sz w:val="18"/>
-              </w:rPr>
-              <w:t>运输的货物明细</w:t>
+              <w:t>车辆信息提前报备，用于地磅过磅关联</w:t>
             </w:r>
           </w:p>
         </w:tc>
       </w:tr>
     </w:tbl>
-    <w:p/>
     <w:p>
       <w:pPr>
-        <w:pStyle w:val="Heading4"/>
-      </w:pPr>
-      <w:r>
-        <w:rPr>
-          <w:b/>
-          <w:color w:val="374151"/>
-          <w:sz w:val="22"/>
-        </w:rPr>
-        <w:t>1.3 物流查询</w:t>
-      </w:r>
-    </w:p>
-    <w:p>
-      <w:r>
-        <w:rPr>
-          <w:sz w:val="20"/>
-        </w:rPr>
-        <w:t>对接第三方物流平台，查询货物在途实时状态。在第三方物流系统中获取当前位置、预计到达时间、在途异常信息。</w:t>
-      </w:r>
-    </w:p>
-    <w:p>
-      <w:pPr>
-        <w:pBdr>
-          <w:bottom w:val="single" w:sz="4" w:space="1" w:color="C7D2FE"/>
-        </w:pBdr>
+        <w:spacing w:after="40"/>
       </w:pPr>
     </w:p>
     <w:p>
@@ -1684,12 +3289,22 @@
         <w:pStyle w:val="Heading3"/>
       </w:pPr>
       <w:r>
+        <w:t>九、物流对账</w:t>
+      </w:r>
+    </w:p>
+    <w:p>
+      <w:r/>
+      <w:r>
         <w:rPr>
           <w:b/>
-          <w:color w:val="2563EB"/>
-          <w:sz w:val="26"/>
         </w:rPr>
-        <w:t>二、物流入库单（采购到货确认）</w:t>
+        <w:t>优先级：P1</w:t>
+      </w:r>
+      <w:r/>
+    </w:p>
+    <w:p>
+      <w:r>
+        <w:t>物流对账是独立页面，与调度看板、运单管理平级，集中处理磅单核重与承运商运费结算两类事务。</w:t>
       </w:r>
     </w:p>
     <w:p>
@@ -1697,300 +3312,22 @@
         <w:pStyle w:val="Heading4"/>
       </w:pPr>
       <w:r>
-        <w:rPr>
-          <w:b/>
-          <w:color w:val="374151"/>
-          <w:sz w:val="22"/>
-        </w:rPr>
-        <w:t>2.1 功能说明</w:t>
+        <w:t>9.1 页面结构</w:t>
       </w:r>
     </w:p>
     <w:p>
+      <w:r/>
       <w:r>
         <w:rPr>
-          <w:sz w:val="20"/>
+          <w:b/>
         </w:rPr>
-        <w:t>货物过磅进入仓库后，通过物流入库单完成到货确认，触发库存形成流程。</w:t>
+        <w:t>Tab 一：承运商汇总</w:t>
       </w:r>
+      <w:r/>
     </w:p>
     <w:p>
       <w:r>
-        <w:rPr>
-          <w:sz w:val="20"/>
-        </w:rPr>
-      </w:r>
-      <w:r>
-        <w:rPr>
-          <w:b/>
-          <w:sz w:val="20"/>
-        </w:rPr>
-        <w:t>数据来源</w:t>
-      </w:r>
-      <w:r>
-        <w:rPr>
-          <w:sz w:val="20"/>
-        </w:rPr>
-        <w:t>：发货指令 + 物流运单 + 地磅过磅数据</w:t>
-      </w:r>
-    </w:p>
-    <w:p>
-      <w:pPr>
-        <w:pStyle w:val="Heading4"/>
-      </w:pPr>
-      <w:r>
-        <w:rPr>
-          <w:b/>
-          <w:color w:val="374151"/>
-          <w:sz w:val="22"/>
-        </w:rPr>
-        <w:t>2.2 操作流程</w:t>
-      </w:r>
-    </w:p>
-    <w:p>
-      <w:pPr>
-        <w:ind w:left="454"/>
-      </w:pPr>
-      <w:r>
-        <w:rPr>
-          <w:rFonts w:ascii="Courier New" w:hAnsi="Courier New"/>
-          <w:color w:val="1E406E"/>
-          <w:sz w:val="17"/>
-        </w:rPr>
-        <w:t>方式一：选择发货指令 → 选择物流运单 → 地磅数据自动带入 → 入库确认</w:t>
-        <w:br/>
-      </w:r>
-      <w:r>
-        <w:rPr>
-          <w:rFonts w:ascii="Courier New" w:hAnsi="Courier New"/>
-          <w:color w:val="1E406E"/>
-          <w:sz w:val="17"/>
-        </w:rPr>
-        <w:t>方式二：直接选择物流运单 → 手动关联地磅数据 → 入库确认</w:t>
-        <w:br/>
-      </w:r>
-    </w:p>
-    <w:p>
-      <w:pPr>
-        <w:pStyle w:val="Heading4"/>
-      </w:pPr>
-      <w:r>
-        <w:rPr>
-          <w:b/>
-          <w:color w:val="374151"/>
-          <w:sz w:val="22"/>
-        </w:rPr>
-        <w:t>2.3 关联关系</w:t>
-      </w:r>
-    </w:p>
-    <w:p>
-      <w:pPr>
-        <w:ind w:left="454"/>
-      </w:pPr>
-      <w:r>
-        <w:rPr>
-          <w:rFonts w:ascii="Courier New" w:hAnsi="Courier New"/>
-          <w:color w:val="1E406E"/>
-          <w:sz w:val="17"/>
-        </w:rPr>
-        <w:t>物流入库单 → 业务入库单（库存形成）→ 采购合同（履约跟踪）</w:t>
-        <w:br/>
-      </w:r>
-    </w:p>
-    <w:p>
-      <w:pPr>
-        <w:ind w:left="454" w:right="454"/>
-        <w:shd w:val="clear" w:fill="EFF6FF"/>
-      </w:pPr>
-      <w:r>
-        <w:rPr>
-          <w:color w:val="1E40AF"/>
-          <w:sz w:val="19"/>
-        </w:rPr>
-      </w:r>
-      <w:r>
-        <w:rPr>
-          <w:b/>
-          <w:color w:val="1E40AF"/>
-          <w:sz w:val="19"/>
-        </w:rPr>
-        <w:t>注意</w:t>
-      </w:r>
-      <w:r>
-        <w:rPr>
-          <w:color w:val="1E40AF"/>
-          <w:sz w:val="19"/>
-        </w:rPr>
-        <w:t>：物流入库单确认后，通知仓储库管创建业务入库单，库存正式形成并开始批次成本计算。</w:t>
-      </w:r>
-    </w:p>
-    <w:p>
-      <w:pPr>
-        <w:pBdr>
-          <w:bottom w:val="single" w:sz="4" w:space="1" w:color="C7D2FE"/>
-        </w:pBdr>
-      </w:pPr>
-    </w:p>
-    <w:p>
-      <w:pPr>
-        <w:pStyle w:val="Heading3"/>
-      </w:pPr>
-      <w:r>
-        <w:rPr>
-          <w:b/>
-          <w:color w:val="2563EB"/>
-          <w:sz w:val="26"/>
-        </w:rPr>
-        <w:t>三、物流出库单（销售发货确认）</w:t>
-      </w:r>
-    </w:p>
-    <w:p>
-      <w:pPr>
-        <w:pStyle w:val="Heading4"/>
-      </w:pPr>
-      <w:r>
-        <w:rPr>
-          <w:b/>
-          <w:color w:val="374151"/>
-          <w:sz w:val="22"/>
-        </w:rPr>
-        <w:t>3.1 核心场景</w:t>
-      </w:r>
-    </w:p>
-    <w:p>
-      <w:r>
-        <w:rPr>
-          <w:sz w:val="20"/>
-        </w:rPr>
-      </w:r>
-      <w:r>
-        <w:rPr>
-          <w:b/>
-          <w:sz w:val="20"/>
-        </w:rPr>
-        <w:t>场景一：常规销售出库</w:t>
-      </w:r>
-      <w:r>
-        <w:rPr>
-          <w:sz w:val="20"/>
-        </w:rPr>
-      </w:r>
-    </w:p>
-    <w:p>
-      <w:pPr>
-        <w:ind w:left="454"/>
-      </w:pPr>
-      <w:r>
-        <w:rPr>
-          <w:rFonts w:ascii="Courier New" w:hAnsi="Courier New"/>
-          <w:color w:val="1E406E"/>
-          <w:sz w:val="17"/>
-        </w:rPr>
-        <w:t>销售提单 → 物流出库单 → 过磅出库 → 库存扣减</w:t>
-        <w:br/>
-      </w:r>
-    </w:p>
-    <w:p>
-      <w:r>
-        <w:rPr>
-          <w:sz w:val="20"/>
-        </w:rPr>
-      </w:r>
-      <w:r>
-        <w:rPr>
-          <w:b/>
-          <w:sz w:val="20"/>
-        </w:rPr>
-        <w:t>场景二：以销定采直拨</w:t>
-      </w:r>
-      <w:r>
-        <w:rPr>
-          <w:sz w:val="20"/>
-        </w:rPr>
-      </w:r>
-    </w:p>
-    <w:p>
-      <w:pPr>
-        <w:ind w:left="454"/>
-      </w:pPr>
-      <w:r>
-        <w:rPr>
-          <w:rFonts w:ascii="Courier New" w:hAnsi="Courier New"/>
-          <w:color w:val="1E406E"/>
-          <w:sz w:val="17"/>
-        </w:rPr>
-        <w:t>供应商直接发货给客户（不经过我方仓库）</w:t>
-        <w:br/>
-      </w:r>
-      <w:r>
-        <w:rPr>
-          <w:rFonts w:ascii="Courier New" w:hAnsi="Courier New"/>
-          <w:color w:val="1E406E"/>
-          <w:sz w:val="17"/>
-        </w:rPr>
-        <w:t>→ 系统自动反向生成物流入库单（补完入库流程）</w:t>
-        <w:br/>
-      </w:r>
-      <w:r>
-        <w:rPr>
-          <w:rFonts w:ascii="Courier New" w:hAnsi="Courier New"/>
-          <w:color w:val="1E406E"/>
-          <w:sz w:val="17"/>
-        </w:rPr>
-        <w:t>→ 下游确认收货后关联上游合同完成入库，再完成出库</w:t>
-        <w:br/>
-      </w:r>
-    </w:p>
-    <w:p>
-      <w:r>
-        <w:rPr>
-          <w:sz w:val="20"/>
-        </w:rPr>
-      </w:r>
-      <w:r>
-        <w:rPr>
-          <w:b/>
-          <w:sz w:val="20"/>
-        </w:rPr>
-        <w:t>场景三：退货处理</w:t>
-      </w:r>
-      <w:r>
-        <w:rPr>
-          <w:sz w:val="20"/>
-        </w:rPr>
-      </w:r>
-    </w:p>
-    <w:p>
-      <w:pPr>
-        <w:ind w:left="454"/>
-      </w:pPr>
-      <w:r>
-        <w:rPr>
-          <w:rFonts w:ascii="Courier New" w:hAnsi="Courier New"/>
-          <w:color w:val="1E406E"/>
-          <w:sz w:val="17"/>
-        </w:rPr>
-        <w:t>支持销售退货和采购退货的逆向物流流程</w:t>
-        <w:br/>
-      </w:r>
-    </w:p>
-    <w:p>
-      <w:pPr>
-        <w:pBdr>
-          <w:bottom w:val="single" w:sz="4" w:space="1" w:color="C7D2FE"/>
-        </w:pBdr>
-      </w:pPr>
-    </w:p>
-    <w:p>
-      <w:pPr>
-        <w:pStyle w:val="Heading3"/>
-      </w:pPr>
-      <w:r>
-        <w:rPr>
-          <w:b/>
-          <w:color w:val="2563EB"/>
-          <w:sz w:val="26"/>
-        </w:rPr>
-        <w:t>四、叫车派车</w:t>
+        <w:t>按承运商维度汇总当期运费结算情况：</w:t>
       </w:r>
     </w:p>
     <w:tbl>
@@ -2000,35 +3337,37 @@
         <w:tblLook w:firstColumn="1" w:firstRow="1" w:lastColumn="0" w:lastRow="0" w:noHBand="0" w:noVBand="1" w:val="04A0"/>
       </w:tblPr>
       <w:tblGrid>
-        <w:gridCol w:w="4561"/>
-        <w:gridCol w:w="4561"/>
+        <w:gridCol w:w="4320"/>
+        <w:gridCol w:w="4320"/>
       </w:tblGrid>
       <w:tr>
         <w:tc>
           <w:tcPr>
-            <w:tcW w:type="dxa" w:w="4394"/>
-            <w:shd w:val="clear" w:color="auto" w:fill="DBEAFE"/>
+            <w:tcW w:type="dxa" w:w="4320"/>
+            <w:shd w:val="clear" w:color="auto" w:fill="1A56DB"/>
           </w:tcPr>
           <w:p>
             <w:r>
               <w:rPr>
                 <w:b/>
-                <w:sz w:val="18"/>
+                <w:color w:val="FFFFFF"/>
+                <w:sz w:val="19"/>
               </w:rPr>
-              <w:t>功能</w:t>
+              <w:t>展示字段</w:t>
             </w:r>
           </w:p>
         </w:tc>
         <w:tc>
           <w:tcPr>
-            <w:tcW w:type="dxa" w:w="4394"/>
-            <w:shd w:val="clear" w:color="auto" w:fill="DBEAFE"/>
+            <w:tcW w:type="dxa" w:w="4320"/>
+            <w:shd w:val="clear" w:color="auto" w:fill="1A56DB"/>
           </w:tcPr>
           <w:p>
             <w:r>
               <w:rPr>
                 <w:b/>
-                <w:sz w:val="18"/>
+                <w:color w:val="FFFFFF"/>
+                <w:sz w:val="19"/>
               </w:rPr>
               <w:t>说明</w:t>
             </w:r>
@@ -2038,27 +3377,27 @@
       <w:tr>
         <w:tc>
           <w:tcPr>
-            <w:tcW w:type="dxa" w:w="4394"/>
+            <w:tcW w:type="dxa" w:w="4320"/>
           </w:tcPr>
           <w:p>
             <w:r>
               <w:rPr>
-                <w:sz w:val="18"/>
+                <w:sz w:val="19"/>
               </w:rPr>
-              <w:t>发布运力需求</w:t>
+              <w:t>承运商</w:t>
             </w:r>
           </w:p>
         </w:tc>
         <w:tc>
           <w:tcPr>
-            <w:tcW w:type="dxa" w:w="4394"/>
+            <w:tcW w:type="dxa" w:w="4320"/>
           </w:tcPr>
           <w:p>
             <w:r>
               <w:rPr>
-                <w:sz w:val="18"/>
+                <w:sz w:val="19"/>
               </w:rPr>
-              <w:t>根据发货指令/提单发布本次运输的车辆需求</w:t>
+              <w:t>承运方名称</w:t>
             </w:r>
           </w:p>
         </w:tc>
@@ -2066,27 +3405,27 @@
       <w:tr>
         <w:tc>
           <w:tcPr>
-            <w:tcW w:type="dxa" w:w="4394"/>
+            <w:tcW w:type="dxa" w:w="4320"/>
           </w:tcPr>
           <w:p>
             <w:r>
               <w:rPr>
-                <w:sz w:val="18"/>
+                <w:sz w:val="19"/>
               </w:rPr>
-              <w:t>车辆调度</w:t>
+              <w:t>当期车次</w:t>
             </w:r>
           </w:p>
         </w:tc>
         <w:tc>
           <w:tcPr>
-            <w:tcW w:type="dxa" w:w="4394"/>
+            <w:tcW w:type="dxa" w:w="4320"/>
           </w:tcPr>
           <w:p>
             <w:r>
               <w:rPr>
-                <w:sz w:val="18"/>
+                <w:sz w:val="19"/>
               </w:rPr>
-              <w:t>从车辆主数据选择可用车辆，指派司机</w:t>
+              <w:t>本期运输车次数</w:t>
             </w:r>
           </w:p>
         </w:tc>
@@ -2094,27 +3433,27 @@
       <w:tr>
         <w:tc>
           <w:tcPr>
-            <w:tcW w:type="dxa" w:w="4394"/>
+            <w:tcW w:type="dxa" w:w="4320"/>
           </w:tcPr>
           <w:p>
             <w:r>
               <w:rPr>
-                <w:sz w:val="18"/>
+                <w:sz w:val="19"/>
               </w:rPr>
-              <w:t>自有/第三方</w:t>
+              <w:t>合计吨数</w:t>
             </w:r>
           </w:p>
         </w:tc>
         <w:tc>
           <w:tcPr>
-            <w:tcW w:type="dxa" w:w="4394"/>
+            <w:tcW w:type="dxa" w:w="4320"/>
           </w:tcPr>
           <w:p>
             <w:r>
               <w:rPr>
-                <w:sz w:val="18"/>
+                <w:sz w:val="19"/>
               </w:rPr>
-              <w:t>支持自有车辆和第三方物流公司车辆</w:t>
+              <w:t>本期运输总量（吨）</w:t>
             </w:r>
           </w:p>
         </w:tc>
@@ -2122,70 +3461,190 @@
       <w:tr>
         <w:tc>
           <w:tcPr>
-            <w:tcW w:type="dxa" w:w="4394"/>
+            <w:tcW w:type="dxa" w:w="4320"/>
           </w:tcPr>
           <w:p>
             <w:r>
               <w:rPr>
-                <w:sz w:val="18"/>
+                <w:sz w:val="19"/>
               </w:rPr>
-              <w:t>车辆报备</w:t>
+              <w:t>总里程(km)</w:t>
             </w:r>
           </w:p>
         </w:tc>
         <w:tc>
           <w:tcPr>
-            <w:tcW w:type="dxa" w:w="4394"/>
+            <w:tcW w:type="dxa" w:w="4320"/>
           </w:tcPr>
           <w:p>
             <w:r>
               <w:rPr>
-                <w:sz w:val="18"/>
+                <w:sz w:val="19"/>
               </w:rPr>
-              <w:t>车辆信息提前报备，用于地磅过磅关联</w:t>
+              <w:t>本期总里程</w:t>
+            </w:r>
+          </w:p>
+        </w:tc>
+      </w:tr>
+      <w:tr>
+        <w:tc>
+          <w:tcPr>
+            <w:tcW w:type="dxa" w:w="4320"/>
+          </w:tcPr>
+          <w:p>
+            <w:r>
+              <w:rPr>
+                <w:sz w:val="19"/>
+              </w:rPr>
+              <w:t>应付运费</w:t>
+            </w:r>
+          </w:p>
+        </w:tc>
+        <w:tc>
+          <w:tcPr>
+            <w:tcW w:type="dxa" w:w="4320"/>
+          </w:tcPr>
+          <w:p>
+            <w:r>
+              <w:rPr>
+                <w:sz w:val="19"/>
+              </w:rPr>
+              <w:t>按吨单价×结算重量合计</w:t>
+            </w:r>
+          </w:p>
+        </w:tc>
+      </w:tr>
+      <w:tr>
+        <w:tc>
+          <w:tcPr>
+            <w:tcW w:type="dxa" w:w="4320"/>
+          </w:tcPr>
+          <w:p>
+            <w:r>
+              <w:rPr>
+                <w:sz w:val="19"/>
+              </w:rPr>
+              <w:t>已结算</w:t>
+            </w:r>
+          </w:p>
+        </w:tc>
+        <w:tc>
+          <w:tcPr>
+            <w:tcW w:type="dxa" w:w="4320"/>
+          </w:tcPr>
+          <w:p>
+            <w:r>
+              <w:rPr>
+                <w:sz w:val="19"/>
+              </w:rPr>
+              <w:t>已完成结算的金额</w:t>
+            </w:r>
+          </w:p>
+        </w:tc>
+      </w:tr>
+      <w:tr>
+        <w:tc>
+          <w:tcPr>
+            <w:tcW w:type="dxa" w:w="4320"/>
+          </w:tcPr>
+          <w:p>
+            <w:r>
+              <w:rPr>
+                <w:sz w:val="19"/>
+              </w:rPr>
+              <w:t>亏吨扣款</w:t>
+            </w:r>
+          </w:p>
+        </w:tc>
+        <w:tc>
+          <w:tcPr>
+            <w:tcW w:type="dxa" w:w="4320"/>
+          </w:tcPr>
+          <w:p>
+            <w:r>
+              <w:rPr>
+                <w:sz w:val="19"/>
+              </w:rPr>
+              <w:t>本期亏吨扣款合计</w:t>
+            </w:r>
+          </w:p>
+        </w:tc>
+      </w:tr>
+      <w:tr>
+        <w:tc>
+          <w:tcPr>
+            <w:tcW w:type="dxa" w:w="4320"/>
+          </w:tcPr>
+          <w:p>
+            <w:r>
+              <w:rPr>
+                <w:sz w:val="19"/>
+              </w:rPr>
+              <w:t>实付金额</w:t>
+            </w:r>
+          </w:p>
+        </w:tc>
+        <w:tc>
+          <w:tcPr>
+            <w:tcW w:type="dxa" w:w="4320"/>
+          </w:tcPr>
+          <w:p>
+            <w:r>
+              <w:rPr>
+                <w:sz w:val="19"/>
+              </w:rPr>
+              <w:t>应付运费 − 亏吨扣款</w:t>
+            </w:r>
+          </w:p>
+        </w:tc>
+      </w:tr>
+      <w:tr>
+        <w:tc>
+          <w:tcPr>
+            <w:tcW w:type="dxa" w:w="4320"/>
+          </w:tcPr>
+          <w:p>
+            <w:r>
+              <w:rPr>
+                <w:sz w:val="19"/>
+              </w:rPr>
+              <w:t>结算状态</w:t>
+            </w:r>
+          </w:p>
+        </w:tc>
+        <w:tc>
+          <w:tcPr>
+            <w:tcW w:type="dxa" w:w="4320"/>
+          </w:tcPr>
+          <w:p>
+            <w:r>
+              <w:rPr>
+                <w:sz w:val="19"/>
+              </w:rPr>
+              <w:t>已结算 / 部分结算 / 待核算</w:t>
             </w:r>
           </w:p>
         </w:tc>
       </w:tr>
     </w:tbl>
-    <w:p/>
     <w:p>
-      <w:pPr>
-        <w:pBdr>
-          <w:bottom w:val="single" w:sz="4" w:space="1" w:color="C7D2FE"/>
-        </w:pBdr>
-      </w:pPr>
+      <w:r>
+        <w:t>支持「发起对账」（跳转到运单明细并筛选该承运商）和「查看结算单」操作。</w:t>
+      </w:r>
     </w:p>
     <w:p>
-      <w:pPr>
-        <w:pStyle w:val="Heading3"/>
-      </w:pPr>
+      <w:r/>
       <w:r>
         <w:rPr>
           <w:b/>
-          <w:color w:val="2563EB"/>
-          <w:sz w:val="26"/>
         </w:rPr>
-        <w:t>五、运费核算与承运商结算</w:t>
+        <w:t>Tab 二：运单明细</w:t>
       </w:r>
+      <w:r/>
     </w:p>
     <w:p>
       <w:r>
-        <w:rPr>
-          <w:sz w:val="20"/>
-        </w:rPr>
-      </w:r>
-      <w:r>
-        <w:rPr>
-          <w:b/>
-          <w:sz w:val="20"/>
-        </w:rPr>
-        <w:t>优先级：P1</w:t>
-      </w:r>
-      <w:r>
-        <w:rPr>
-          <w:sz w:val="20"/>
-        </w:rPr>
+        <w:t>以单条运单为粒度展示对账明细，支持按承运商、结算状态、运费承担方、时间段筛选：</w:t>
       </w:r>
     </w:p>
     <w:tbl>
@@ -2195,35 +3654,37 @@
         <w:tblLook w:firstColumn="1" w:firstRow="1" w:lastColumn="0" w:lastRow="0" w:noHBand="0" w:noVBand="1" w:val="04A0"/>
       </w:tblPr>
       <w:tblGrid>
-        <w:gridCol w:w="4561"/>
-        <w:gridCol w:w="4561"/>
+        <w:gridCol w:w="4320"/>
+        <w:gridCol w:w="4320"/>
       </w:tblGrid>
       <w:tr>
         <w:tc>
           <w:tcPr>
-            <w:tcW w:type="dxa" w:w="4394"/>
-            <w:shd w:val="clear" w:color="auto" w:fill="DBEAFE"/>
+            <w:tcW w:type="dxa" w:w="4320"/>
+            <w:shd w:val="clear" w:color="auto" w:fill="1A56DB"/>
           </w:tcPr>
           <w:p>
             <w:r>
               <w:rPr>
                 <w:b/>
-                <w:sz w:val="18"/>
+                <w:color w:val="FFFFFF"/>
+                <w:sz w:val="19"/>
               </w:rPr>
-              <w:t>功能</w:t>
+              <w:t>展示字段</w:t>
             </w:r>
           </w:p>
         </w:tc>
         <w:tc>
           <w:tcPr>
-            <w:tcW w:type="dxa" w:w="4394"/>
-            <w:shd w:val="clear" w:color="auto" w:fill="DBEAFE"/>
+            <w:tcW w:type="dxa" w:w="4320"/>
+            <w:shd w:val="clear" w:color="auto" w:fill="1A56DB"/>
           </w:tcPr>
           <w:p>
             <w:r>
               <w:rPr>
                 <w:b/>
-                <w:sz w:val="18"/>
+                <w:color w:val="FFFFFF"/>
+                <w:sz w:val="19"/>
               </w:rPr>
               <w:t>说明</w:t>
             </w:r>
@@ -2233,27 +3694,27 @@
       <w:tr>
         <w:tc>
           <w:tcPr>
-            <w:tcW w:type="dxa" w:w="4394"/>
+            <w:tcW w:type="dxa" w:w="4320"/>
           </w:tcPr>
           <w:p>
             <w:r>
               <w:rPr>
-                <w:sz w:val="18"/>
+                <w:sz w:val="19"/>
               </w:rPr>
-              <w:t>运费核算</w:t>
+              <w:t>运单号</w:t>
             </w:r>
           </w:p>
         </w:tc>
         <w:tc>
           <w:tcPr>
-            <w:tcW w:type="dxa" w:w="4394"/>
+            <w:tcW w:type="dxa" w:w="4320"/>
           </w:tcPr>
           <w:p>
             <w:r>
               <w:rPr>
-                <w:sz w:val="18"/>
+                <w:sz w:val="19"/>
               </w:rPr>
-              <w:t>按运价协议（按车次/按吨/按吨公里）核算运费</w:t>
+              <w:t>可点击跳转运单详情</w:t>
             </w:r>
           </w:p>
         </w:tc>
@@ -2261,27 +3722,27 @@
       <w:tr>
         <w:tc>
           <w:tcPr>
-            <w:tcW w:type="dxa" w:w="4394"/>
+            <w:tcW w:type="dxa" w:w="4320"/>
           </w:tcPr>
           <w:p>
             <w:r>
               <w:rPr>
-                <w:sz w:val="18"/>
+                <w:sz w:val="19"/>
               </w:rPr>
-              <w:t>运费归集</w:t>
+              <w:t>运输方向</w:t>
             </w:r>
           </w:p>
         </w:tc>
         <w:tc>
           <w:tcPr>
-            <w:tcW w:type="dxa" w:w="4394"/>
+            <w:tcW w:type="dxa" w:w="4320"/>
           </w:tcPr>
           <w:p>
             <w:r>
               <w:rPr>
-                <w:sz w:val="18"/>
+                <w:sz w:val="19"/>
               </w:rPr>
-              <w:t>按公司/部门拆分归集运费，喂给成本核价</w:t>
+              <w:t>采购入库 / 销售发货</w:t>
             </w:r>
           </w:p>
         </w:tc>
@@ -2289,27 +3750,27 @@
       <w:tr>
         <w:tc>
           <w:tcPr>
-            <w:tcW w:type="dxa" w:w="4394"/>
+            <w:tcW w:type="dxa" w:w="4320"/>
           </w:tcPr>
           <w:p>
             <w:r>
               <w:rPr>
-                <w:sz w:val="18"/>
+                <w:sz w:val="19"/>
               </w:rPr>
-              <w:t>承运商对账</w:t>
+              <w:t>承运商 / 司机</w:t>
             </w:r>
           </w:p>
         </w:tc>
         <w:tc>
           <w:tcPr>
-            <w:tcW w:type="dxa" w:w="4394"/>
+            <w:tcW w:type="dxa" w:w="4320"/>
           </w:tcPr>
           <w:p>
             <w:r>
               <w:rPr>
-                <w:sz w:val="18"/>
+                <w:sz w:val="19"/>
               </w:rPr>
-              <w:t>汇总当期运单，与承运商对账运费明细</w:t>
+              <w:t>本次承运信息</w:t>
             </w:r>
           </w:p>
         </w:tc>
@@ -2317,97 +3778,290 @@
       <w:tr>
         <w:tc>
           <w:tcPr>
-            <w:tcW w:type="dxa" w:w="4394"/>
+            <w:tcW w:type="dxa" w:w="4320"/>
           </w:tcPr>
           <w:p>
             <w:r>
               <w:rPr>
-                <w:sz w:val="18"/>
+                <w:sz w:val="19"/>
               </w:rPr>
-              <w:t>结算单生成</w:t>
+              <w:t>吨单价</w:t>
             </w:r>
           </w:p>
         </w:tc>
         <w:tc>
           <w:tcPr>
-            <w:tcW w:type="dxa" w:w="4394"/>
+            <w:tcW w:type="dxa" w:w="4320"/>
           </w:tcPr>
           <w:p>
             <w:r>
               <w:rPr>
-                <w:sz w:val="18"/>
+                <w:sz w:val="19"/>
               </w:rPr>
-              <w:t>对账完成后生成承运商运费结算单</w:t>
+              <w:t>元/吨</w:t>
+            </w:r>
+          </w:p>
+        </w:tc>
+      </w:tr>
+      <w:tr>
+        <w:tc>
+          <w:tcPr>
+            <w:tcW w:type="dxa" w:w="4320"/>
+          </w:tcPr>
+          <w:p>
+            <w:r>
+              <w:rPr>
+                <w:sz w:val="19"/>
+              </w:rPr>
+              <w:t>结算依据</w:t>
+            </w:r>
+          </w:p>
+        </w:tc>
+        <w:tc>
+          <w:tcPr>
+            <w:tcW w:type="dxa" w:w="4320"/>
+          </w:tcPr>
+          <w:p>
+            <w:r>
+              <w:rPr>
+                <w:sz w:val="19"/>
+              </w:rPr>
+              <w:t>按最小值/我方磅单/发货磅单/协议固定值</w:t>
+            </w:r>
+          </w:p>
+        </w:tc>
+      </w:tr>
+      <w:tr>
+        <w:tc>
+          <w:tcPr>
+            <w:tcW w:type="dxa" w:w="4320"/>
+          </w:tcPr>
+          <w:p>
+            <w:r>
+              <w:rPr>
+                <w:sz w:val="19"/>
+              </w:rPr>
+              <w:t>我方磅单(吨)</w:t>
+            </w:r>
+          </w:p>
+        </w:tc>
+        <w:tc>
+          <w:tcPr>
+            <w:tcW w:type="dxa" w:w="4320"/>
+          </w:tcPr>
+          <w:p>
+            <w:r>
+              <w:rPr>
+                <w:sz w:val="19"/>
+              </w:rPr>
+              <w:t>我方入库过磅净重</w:t>
+            </w:r>
+          </w:p>
+        </w:tc>
+      </w:tr>
+      <w:tr>
+        <w:tc>
+          <w:tcPr>
+            <w:tcW w:type="dxa" w:w="4320"/>
+          </w:tcPr>
+          <w:p>
+            <w:r>
+              <w:rPr>
+                <w:sz w:val="19"/>
+              </w:rPr>
+              <w:t>发货磅单(吨)</w:t>
+            </w:r>
+          </w:p>
+        </w:tc>
+        <w:tc>
+          <w:tcPr>
+            <w:tcW w:type="dxa" w:w="4320"/>
+          </w:tcPr>
+          <w:p>
+            <w:r>
+              <w:rPr>
+                <w:sz w:val="19"/>
+              </w:rPr>
+              <w:t>供应商发货过磅净重</w:t>
+            </w:r>
+          </w:p>
+        </w:tc>
+      </w:tr>
+      <w:tr>
+        <w:tc>
+          <w:tcPr>
+            <w:tcW w:type="dxa" w:w="4320"/>
+          </w:tcPr>
+          <w:p>
+            <w:r>
+              <w:rPr>
+                <w:sz w:val="19"/>
+              </w:rPr>
+              <w:t>结算重量(吨)</w:t>
+            </w:r>
+          </w:p>
+        </w:tc>
+        <w:tc>
+          <w:tcPr>
+            <w:tcW w:type="dxa" w:w="4320"/>
+          </w:tcPr>
+          <w:p>
+            <w:r>
+              <w:rPr>
+                <w:sz w:val="19"/>
+              </w:rPr>
+              <w:t>根据结算依据计算</w:t>
+            </w:r>
+          </w:p>
+        </w:tc>
+      </w:tr>
+      <w:tr>
+        <w:tc>
+          <w:tcPr>
+            <w:tcW w:type="dxa" w:w="4320"/>
+          </w:tcPr>
+          <w:p>
+            <w:r>
+              <w:rPr>
+                <w:sz w:val="19"/>
+              </w:rPr>
+              <w:t>亏吨(吨)</w:t>
+            </w:r>
+          </w:p>
+        </w:tc>
+        <w:tc>
+          <w:tcPr>
+            <w:tcW w:type="dxa" w:w="4320"/>
+          </w:tcPr>
+          <w:p>
+            <w:r>
+              <w:rPr>
+                <w:sz w:val="19"/>
+              </w:rPr>
+              <w:t>max重量 − 结算重量</w:t>
+            </w:r>
+          </w:p>
+        </w:tc>
+      </w:tr>
+      <w:tr>
+        <w:tc>
+          <w:tcPr>
+            <w:tcW w:type="dxa" w:w="4320"/>
+          </w:tcPr>
+          <w:p>
+            <w:r>
+              <w:rPr>
+                <w:sz w:val="19"/>
+              </w:rPr>
+              <w:t>亏吨扣款</w:t>
+            </w:r>
+          </w:p>
+        </w:tc>
+        <w:tc>
+          <w:tcPr>
+            <w:tcW w:type="dxa" w:w="4320"/>
+          </w:tcPr>
+          <w:p>
+            <w:r>
+              <w:rPr>
+                <w:sz w:val="19"/>
+              </w:rPr>
+              <w:t>亏吨 × 吨单价</w:t>
+            </w:r>
+          </w:p>
+        </w:tc>
+      </w:tr>
+      <w:tr>
+        <w:tc>
+          <w:tcPr>
+            <w:tcW w:type="dxa" w:w="4320"/>
+          </w:tcPr>
+          <w:p>
+            <w:r>
+              <w:rPr>
+                <w:sz w:val="19"/>
+              </w:rPr>
+              <w:t>总运费</w:t>
+            </w:r>
+          </w:p>
+        </w:tc>
+        <w:tc>
+          <w:tcPr>
+            <w:tcW w:type="dxa" w:w="4320"/>
+          </w:tcPr>
+          <w:p>
+            <w:r>
+              <w:rPr>
+                <w:sz w:val="19"/>
+              </w:rPr>
+              <w:t>吨单价 × 结算重量</w:t>
+            </w:r>
+          </w:p>
+        </w:tc>
+      </w:tr>
+      <w:tr>
+        <w:tc>
+          <w:tcPr>
+            <w:tcW w:type="dxa" w:w="4320"/>
+          </w:tcPr>
+          <w:p>
+            <w:r>
+              <w:rPr>
+                <w:sz w:val="19"/>
+              </w:rPr>
+              <w:t>承担方</w:t>
+            </w:r>
+          </w:p>
+        </w:tc>
+        <w:tc>
+          <w:tcPr>
+            <w:tcW w:type="dxa" w:w="4320"/>
+          </w:tcPr>
+          <w:p>
+            <w:r>
+              <w:rPr>
+                <w:sz w:val="19"/>
+              </w:rPr>
+              <w:t>我方承担 / 供应商承担</w:t>
+            </w:r>
+          </w:p>
+        </w:tc>
+      </w:tr>
+      <w:tr>
+        <w:tc>
+          <w:tcPr>
+            <w:tcW w:type="dxa" w:w="4320"/>
+          </w:tcPr>
+          <w:p>
+            <w:r>
+              <w:rPr>
+                <w:sz w:val="19"/>
+              </w:rPr>
+              <w:t>结算状态</w:t>
+            </w:r>
+          </w:p>
+        </w:tc>
+        <w:tc>
+          <w:tcPr>
+            <w:tcW w:type="dxa" w:w="4320"/>
+          </w:tcPr>
+          <w:p>
+            <w:r>
+              <w:rPr>
+                <w:sz w:val="19"/>
+              </w:rPr>
+              <w:t>已结算 / 待结算 / 缺磅单</w:t>
             </w:r>
           </w:p>
         </w:tc>
       </w:tr>
     </w:tbl>
-    <w:p/>
     <w:p>
       <w:pPr>
-        <w:ind w:left="454" w:right="454"/>
-        <w:shd w:val="clear" w:fill="EFF6FF"/>
+        <w:pStyle w:val="Heading4"/>
       </w:pPr>
       <w:r>
-        <w:rPr>
-          <w:color w:val="1E40AF"/>
-          <w:sz w:val="19"/>
-        </w:rPr>
-      </w:r>
-      <w:r>
-        <w:rPr>
-          <w:b/>
-          <w:color w:val="1E40AF"/>
-          <w:sz w:val="19"/>
-        </w:rPr>
-        <w:t>重要</w:t>
-      </w:r>
-      <w:r>
-        <w:rPr>
-          <w:color w:val="1E40AF"/>
-          <w:sz w:val="19"/>
-        </w:rPr>
-        <w:t>：物流结算（运费，结给承运商）与采销结算（货款，结给供应商/收自客户）完全分离，分别走独立的结算流程。</w:t>
-      </w:r>
-    </w:p>
-    <w:p>
-      <w:pPr>
-        <w:pBdr>
-          <w:bottom w:val="single" w:sz="4" w:space="1" w:color="C7D2FE"/>
-        </w:pBdr>
-      </w:pPr>
-    </w:p>
-    <w:p>
-      <w:pPr>
-        <w:pStyle w:val="Heading3"/>
-      </w:pPr>
-      <w:r>
-        <w:rPr>
-          <w:b/>
-          <w:color w:val="2563EB"/>
-          <w:sz w:val="26"/>
-        </w:rPr>
-        <w:t>六、在途监控</w:t>
-      </w:r>
-    </w:p>
-    <w:p>
-      <w:r>
-        <w:rPr>
-          <w:sz w:val="20"/>
-        </w:rPr>
-      </w:r>
-      <w:r>
-        <w:rPr>
-          <w:b/>
-          <w:sz w:val="20"/>
-        </w:rPr>
-        <w:t>优先级：P1</w:t>
-      </w:r>
-      <w:r>
-        <w:rPr>
-          <w:sz w:val="20"/>
-        </w:rPr>
+        <w:t>9.2 与运单管理的分工</w:t>
       </w:r>
     </w:p>
     <w:tbl>
@@ -2417,20 +4071,145 @@
         <w:tblLook w:firstColumn="1" w:firstRow="1" w:lastColumn="0" w:lastRow="0" w:noHBand="0" w:noVBand="1" w:val="04A0"/>
       </w:tblPr>
       <w:tblGrid>
-        <w:gridCol w:w="4561"/>
-        <w:gridCol w:w="4561"/>
+        <w:gridCol w:w="4320"/>
+        <w:gridCol w:w="4320"/>
       </w:tblGrid>
       <w:tr>
         <w:tc>
           <w:tcPr>
-            <w:tcW w:type="dxa" w:w="4394"/>
-            <w:shd w:val="clear" w:color="auto" w:fill="DBEAFE"/>
+            <w:tcW w:type="dxa" w:w="4320"/>
+            <w:shd w:val="clear" w:color="auto" w:fill="1A56DB"/>
           </w:tcPr>
           <w:p>
             <w:r>
               <w:rPr>
                 <w:b/>
-                <w:sz w:val="18"/>
+                <w:color w:val="FFFFFF"/>
+                <w:sz w:val="19"/>
+              </w:rPr>
+              <w:t>模块</w:t>
+            </w:r>
+          </w:p>
+        </w:tc>
+        <w:tc>
+          <w:tcPr>
+            <w:tcW w:type="dxa" w:w="4320"/>
+            <w:shd w:val="clear" w:color="auto" w:fill="1A56DB"/>
+          </w:tcPr>
+          <w:p>
+            <w:r>
+              <w:rPr>
+                <w:b/>
+                <w:color w:val="FFFFFF"/>
+                <w:sz w:val="19"/>
+              </w:rPr>
+              <w:t>职责</w:t>
+            </w:r>
+          </w:p>
+        </w:tc>
+      </w:tr>
+      <w:tr>
+        <w:tc>
+          <w:tcPr>
+            <w:tcW w:type="dxa" w:w="4320"/>
+          </w:tcPr>
+          <w:p>
+            <w:r>
+              <w:rPr>
+                <w:sz w:val="19"/>
+              </w:rPr>
+              <w:t>运单管理</w:t>
+            </w:r>
+          </w:p>
+        </w:tc>
+        <w:tc>
+          <w:tcPr>
+            <w:tcW w:type="dxa" w:w="4320"/>
+          </w:tcPr>
+          <w:p>
+            <w:r>
+              <w:rPr>
+                <w:sz w:val="19"/>
+              </w:rPr>
+              <w:t>运单创建、在途跟踪、磅单关联、提交单条结算</w:t>
+            </w:r>
+          </w:p>
+        </w:tc>
+      </w:tr>
+      <w:tr>
+        <w:tc>
+          <w:tcPr>
+            <w:tcW w:type="dxa" w:w="4320"/>
+          </w:tcPr>
+          <w:p>
+            <w:r>
+              <w:rPr>
+                <w:sz w:val="19"/>
+              </w:rPr>
+              <w:t>物流对账</w:t>
+            </w:r>
+          </w:p>
+        </w:tc>
+        <w:tc>
+          <w:tcPr>
+            <w:tcW w:type="dxa" w:w="4320"/>
+          </w:tcPr>
+          <w:p>
+            <w:r>
+              <w:rPr>
+                <w:sz w:val="19"/>
+              </w:rPr>
+              <w:t>多运单汇总查看、按承运商对账、批量生成结算单、导出对账表</w:t>
+            </w:r>
+          </w:p>
+        </w:tc>
+      </w:tr>
+    </w:tbl>
+    <w:p>
+      <w:pPr>
+        <w:spacing w:after="40"/>
+      </w:pPr>
+    </w:p>
+    <w:p>
+      <w:pPr>
+        <w:pStyle w:val="Heading3"/>
+      </w:pPr>
+      <w:r>
+        <w:t>十、在途监控</w:t>
+      </w:r>
+    </w:p>
+    <w:p>
+      <w:r/>
+      <w:r>
+        <w:rPr>
+          <w:b/>
+        </w:rPr>
+        <w:t>优先级：P1</w:t>
+      </w:r>
+      <w:r/>
+    </w:p>
+    <w:tbl>
+      <w:tblPr>
+        <w:tblStyle w:val="TableGrid"/>
+        <w:tblW w:type="auto" w:w="0"/>
+        <w:tblLook w:firstColumn="1" w:firstRow="1" w:lastColumn="0" w:lastRow="0" w:noHBand="0" w:noVBand="1" w:val="04A0"/>
+      </w:tblPr>
+      <w:tblGrid>
+        <w:gridCol w:w="4320"/>
+        <w:gridCol w:w="4320"/>
+      </w:tblGrid>
+      <w:tr>
+        <w:tc>
+          <w:tcPr>
+            <w:tcW w:type="dxa" w:w="4320"/>
+            <w:shd w:val="clear" w:color="auto" w:fill="1A56DB"/>
+          </w:tcPr>
+          <w:p>
+            <w:r>
+              <w:rPr>
+                <w:b/>
+                <w:color w:val="FFFFFF"/>
+                <w:sz w:val="19"/>
               </w:rPr>
               <w:t>功能</w:t>
             </w:r>
@@ -2438,14 +4217,15 @@
         </w:tc>
         <w:tc>
           <w:tcPr>
-            <w:tcW w:type="dxa" w:w="4394"/>
-            <w:shd w:val="clear" w:color="auto" w:fill="DBEAFE"/>
+            <w:tcW w:type="dxa" w:w="4320"/>
+            <w:shd w:val="clear" w:color="auto" w:fill="1A56DB"/>
           </w:tcPr>
           <w:p>
             <w:r>
               <w:rPr>
                 <w:b/>
-                <w:sz w:val="18"/>
+                <w:color w:val="FFFFFF"/>
+                <w:sz w:val="19"/>
               </w:rPr>
               <w:t>说明</w:t>
             </w:r>
@@ -2455,12 +4235,12 @@
       <w:tr>
         <w:tc>
           <w:tcPr>
-            <w:tcW w:type="dxa" w:w="4394"/>
+            <w:tcW w:type="dxa" w:w="4320"/>
           </w:tcPr>
           <w:p>
             <w:r>
               <w:rPr>
-                <w:sz w:val="18"/>
+                <w:sz w:val="19"/>
               </w:rPr>
               <w:t>轨迹跟踪</w:t>
             </w:r>
@@ -2468,12 +4248,12 @@
         </w:tc>
         <w:tc>
           <w:tcPr>
-            <w:tcW w:type="dxa" w:w="4394"/>
+            <w:tcW w:type="dxa" w:w="4320"/>
           </w:tcPr>
           <w:p>
             <w:r>
               <w:rPr>
-                <w:sz w:val="18"/>
+                <w:sz w:val="19"/>
               </w:rPr>
               <w:t>对接第三方物流平台，获取GPS/北斗实时位置</w:t>
             </w:r>
@@ -2483,12 +4263,12 @@
       <w:tr>
         <w:tc>
           <w:tcPr>
-            <w:tcW w:type="dxa" w:w="4394"/>
+            <w:tcW w:type="dxa" w:w="4320"/>
           </w:tcPr>
           <w:p>
             <w:r>
               <w:rPr>
-                <w:sz w:val="18"/>
+                <w:sz w:val="19"/>
               </w:rPr>
               <w:t>电子围栏</w:t>
             </w:r>
@@ -2496,12 +4276,12 @@
         </w:tc>
         <w:tc>
           <w:tcPr>
-            <w:tcW w:type="dxa" w:w="4394"/>
+            <w:tcW w:type="dxa" w:w="4320"/>
           </w:tcPr>
           <w:p>
             <w:r>
               <w:rPr>
-                <w:sz w:val="18"/>
+                <w:sz w:val="19"/>
               </w:rPr>
               <w:t>车辆进入厂区围栏时，自动推送"待收货预警"给现场人员</w:t>
             </w:r>
@@ -2511,12 +4291,12 @@
       <w:tr>
         <w:tc>
           <w:tcPr>
-            <w:tcW w:type="dxa" w:w="4394"/>
+            <w:tcW w:type="dxa" w:w="4320"/>
           </w:tcPr>
           <w:p>
             <w:r>
               <w:rPr>
-                <w:sz w:val="18"/>
+                <w:sz w:val="19"/>
               </w:rPr>
               <w:t>超时预警</w:t>
             </w:r>
@@ -2524,12 +4304,12 @@
         </w:tc>
         <w:tc>
           <w:tcPr>
-            <w:tcW w:type="dxa" w:w="4394"/>
+            <w:tcW w:type="dxa" w:w="4320"/>
           </w:tcPr>
           <w:p>
             <w:r>
               <w:rPr>
-                <w:sz w:val="18"/>
+                <w:sz w:val="19"/>
               </w:rPr>
               <w:t>超过预设时间未到达时触发告警</w:t>
             </w:r>
@@ -2539,12 +4319,12 @@
       <w:tr>
         <w:tc>
           <w:tcPr>
-            <w:tcW w:type="dxa" w:w="4394"/>
+            <w:tcW w:type="dxa" w:w="4320"/>
           </w:tcPr>
           <w:p>
             <w:r>
               <w:rPr>
-                <w:sz w:val="18"/>
+                <w:sz w:val="19"/>
               </w:rPr>
               <w:t>偏航预警</w:t>
             </w:r>
@@ -2552,12 +4332,12 @@
         </w:tc>
         <w:tc>
           <w:tcPr>
-            <w:tcW w:type="dxa" w:w="4394"/>
+            <w:tcW w:type="dxa" w:w="4320"/>
           </w:tcPr>
           <w:p>
             <w:r>
               <w:rPr>
-                <w:sz w:val="18"/>
+                <w:sz w:val="19"/>
               </w:rPr>
               <w:t>偏离既定路线超过阈值时触发告警</w:t>
             </w:r>
@@ -2567,12 +4347,12 @@
       <w:tr>
         <w:tc>
           <w:tcPr>
-            <w:tcW w:type="dxa" w:w="4394"/>
+            <w:tcW w:type="dxa" w:w="4320"/>
           </w:tcPr>
           <w:p>
             <w:r>
               <w:rPr>
-                <w:sz w:val="18"/>
+                <w:sz w:val="19"/>
               </w:rPr>
               <w:t>异常停留</w:t>
             </w:r>
@@ -2580,12 +4360,12 @@
         </w:tc>
         <w:tc>
           <w:tcPr>
-            <w:tcW w:type="dxa" w:w="4394"/>
+            <w:tcW w:type="dxa" w:w="4320"/>
           </w:tcPr>
           <w:p>
             <w:r>
               <w:rPr>
-                <w:sz w:val="18"/>
+                <w:sz w:val="19"/>
               </w:rPr>
               <w:t>非计划停留超时触发预警</w:t>
             </w:r>
@@ -2593,39 +4373,18 @@
         </w:tc>
       </w:tr>
     </w:tbl>
-    <w:p/>
     <w:p>
       <w:pPr>
-        <w:ind w:left="454" w:right="454"/>
-        <w:shd w:val="clear" w:fill="EFF6FF"/>
+        <w:ind w:left="432"/>
+        <w:shd w:val="clear" w:color="auto" w:fill="EFF6FF"/>
       </w:pPr>
       <w:r>
-        <w:rPr>
-          <w:color w:val="1E40AF"/>
-          <w:sz w:val="19"/>
-        </w:rPr>
-      </w:r>
-      <w:r>
-        <w:rPr>
-          <w:b/>
-          <w:color w:val="1E40AF"/>
-          <w:sz w:val="19"/>
-        </w:rPr>
-        <w:t>一期说明</w:t>
-      </w:r>
-      <w:r>
-        <w:rPr>
-          <w:color w:val="1E40AF"/>
-          <w:sz w:val="19"/>
-        </w:rPr>
-        <w:t>：在途监控依赖对接第三方物流平台，由物流供应商提供轨迹数据支持。</w:t>
+        <w:t>**一期说明**：在途监控依赖对接第三方物流平台，由物流供应商提供轨迹数据支持。</w:t>
       </w:r>
     </w:p>
     <w:p>
       <w:pPr>
-        <w:pBdr>
-          <w:bottom w:val="single" w:sz="4" w:space="1" w:color="C7D2FE"/>
-        </w:pBdr>
+        <w:spacing w:after="40"/>
       </w:pPr>
     </w:p>
     <w:p>
@@ -2633,82 +4392,51 @@
         <w:pStyle w:val="Heading3"/>
       </w:pPr>
       <w:r>
-        <w:rPr>
-          <w:b/>
-          <w:color w:val="2563EB"/>
-          <w:sz w:val="26"/>
-        </w:rPr>
-        <w:t>七、物流报表</w:t>
+        <w:t>十一、物流报表</w:t>
       </w:r>
     </w:p>
     <w:p>
-      <w:r>
-        <w:rPr>
-          <w:sz w:val="20"/>
-        </w:rPr>
-      </w:r>
+      <w:r/>
       <w:r>
         <w:rPr>
           <w:b/>
-          <w:sz w:val="20"/>
         </w:rPr>
         <w:t>优先级：P2</w:t>
       </w:r>
-      <w:r>
-        <w:rPr>
-          <w:sz w:val="20"/>
-        </w:rPr>
-      </w:r>
+      <w:r/>
     </w:p>
     <w:p>
       <w:r>
-        <w:rPr>
-          <w:sz w:val="20"/>
-        </w:rPr>
         <w:t>每月自动生成以下报表供财务使用：</w:t>
       </w:r>
     </w:p>
     <w:p>
       <w:pPr>
         <w:pStyle w:val="ListBullet"/>
-        <w:ind w:left="283"/>
       </w:pPr>
       <w:r>
-        <w:rPr>
-          <w:sz w:val="20"/>
-        </w:rPr>
         <w:t>运输台账（车次、里程、运费、签收状态一览）</w:t>
       </w:r>
     </w:p>
     <w:p>
       <w:pPr>
         <w:pStyle w:val="ListBullet"/>
-        <w:ind w:left="283"/>
       </w:pPr>
       <w:r>
-        <w:rPr>
-          <w:sz w:val="20"/>
-        </w:rPr>
         <w:t>运费汇总（按承运商/路线/期间汇总）</w:t>
       </w:r>
     </w:p>
     <w:p>
       <w:pPr>
         <w:pStyle w:val="ListBullet"/>
-        <w:ind w:left="283"/>
       </w:pPr>
       <w:r>
-        <w:rPr>
-          <w:sz w:val="20"/>
-        </w:rPr>
         <w:t>承运商业绩（准时率、异常次数等）</w:t>
       </w:r>
     </w:p>
     <w:p>
       <w:pPr>
-        <w:pBdr>
-          <w:bottom w:val="single" w:sz="4" w:space="1" w:color="C7D2FE"/>
-        </w:pBdr>
+        <w:spacing w:after="40"/>
       </w:pPr>
     </w:p>
     <w:p>
@@ -2716,213 +4444,96 @@
         <w:pStyle w:val="Heading2"/>
       </w:pPr>
       <w:r>
-        <w:rPr>
-          <w:b/>
-          <w:color w:val="1E4D8C"/>
-          <w:sz w:val="32"/>
-        </w:rPr>
         <w:t>完整操作流程</w:t>
       </w:r>
     </w:p>
     <w:p>
-      <w:r>
-        <w:rPr>
-          <w:sz w:val="20"/>
-        </w:rPr>
-      </w:r>
+      <w:r/>
       <w:r>
         <w:rPr>
           <w:b/>
-          <w:sz w:val="20"/>
         </w:rPr>
         <w:t>采购入库运输标准流程</w:t>
       </w:r>
       <w:r>
-        <w:rPr>
-          <w:sz w:val="20"/>
-        </w:rPr>
         <w:t>：</w:t>
       </w:r>
     </w:p>
     <w:p>
       <w:pPr>
-        <w:ind w:left="454"/>
+        <w:shd w:val="clear" w:color="auto" w:fill="F3F4F6"/>
       </w:pPr>
       <w:r>
         <w:rPr>
           <w:rFonts w:ascii="Courier New" w:hAnsi="Courier New"/>
-          <w:color w:val="1E406E"/>
-          <w:sz w:val="17"/>
+          <w:sz w:val="18"/>
         </w:rPr>
         <w:t>① 接收采销系统的供应商发货指令</w:t>
         <w:br/>
-      </w:r>
-      <w:r>
-        <w:rPr>
-          <w:rFonts w:ascii="Courier New" w:hAnsi="Courier New"/>
-          <w:color w:val="1E406E"/>
-          <w:sz w:val="17"/>
-        </w:rPr>
-        <w:t>② 创建物流运单（关联发货指令）</w:t>
+        <w:t>② 创建物流运单（关联发货指令；填写承运商、运费承担方、吨单价、结算依据）</w:t>
         <w:br/>
-      </w:r>
-      <w:r>
-        <w:rPr>
-          <w:rFonts w:ascii="Courier New" w:hAnsi="Courier New"/>
-          <w:color w:val="1E406E"/>
-          <w:sz w:val="17"/>
-        </w:rPr>
         <w:t>③ 叫车派车（选择承运商/车辆/司机）</w:t>
         <w:br/>
-      </w:r>
-      <w:r>
-        <w:rPr>
-          <w:rFonts w:ascii="Courier New" w:hAnsi="Courier New"/>
-          <w:color w:val="1E406E"/>
-          <w:sz w:val="17"/>
-        </w:rPr>
         <w:t>④ 在途跟踪（监控轨迹；异常预警）</w:t>
         <w:br/>
-      </w:r>
-      <w:r>
-        <w:rPr>
-          <w:rFonts w:ascii="Courier New" w:hAnsi="Courier New"/>
-          <w:color w:val="1E406E"/>
-          <w:sz w:val="17"/>
-        </w:rPr>
         <w:t>⑤ 车辆到厂（电子围栏触发预警通知现场）</w:t>
         <w:br/>
-      </w:r>
-      <w:r>
-        <w:rPr>
-          <w:rFonts w:ascii="Courier New" w:hAnsi="Courier New"/>
-          <w:color w:val="1E406E"/>
-          <w:sz w:val="17"/>
-        </w:rPr>
         <w:t>⑥ 地磅过磅（现场一线操作，数据回流物流运单）</w:t>
         <w:br/>
-      </w:r>
-      <w:r>
-        <w:rPr>
-          <w:rFonts w:ascii="Courier New" w:hAnsi="Courier New"/>
-          <w:color w:val="1E406E"/>
-          <w:sz w:val="17"/>
-        </w:rPr>
-        <w:t>⑦ 创建物流入库单（关联运单+磅单，确认到货数量）</w:t>
+        <w:t>⑦ 在运单详情中关联磅单（我方入库磅单为必须项；可补充供应商发货磅单）</w:t>
         <w:br/>
-      </w:r>
-      <w:r>
-        <w:rPr>
-          <w:rFonts w:ascii="Courier New" w:hAnsi="Courier New"/>
-          <w:color w:val="1E406E"/>
-          <w:sz w:val="17"/>
-        </w:rPr>
-        <w:t>⑧ 通知仓储库管创建业务入库单（库存正式形成）</w:t>
+        <w:t>⑧ 核查结算重量与亏吨信息</w:t>
         <w:br/>
-      </w:r>
-      <w:r>
-        <w:rPr>
-          <w:rFonts w:ascii="Courier New" w:hAnsi="Courier New"/>
-          <w:color w:val="1E406E"/>
-          <w:sz w:val="17"/>
-        </w:rPr>
-        <w:t>⑨ 运输完成 → 运费核算 → 与承运商对账 → 生成运费结算单</w:t>
+        <w:t>⑨ 提交结算（通过校验后状态变更为「已结算」）</w:t>
         <w:br/>
+        <w:t>⑩ 在物流对账页批量生成结算单 → 通知财务审核付款</w:t>
+        <w:br/>
+        <w:t>⑪ 创建物流入库单 → 通知仓储库管创建业务入库单（库存正式形成）</w:t>
       </w:r>
     </w:p>
     <w:p>
-      <w:r>
-        <w:rPr>
-          <w:sz w:val="20"/>
-        </w:rPr>
-      </w:r>
+      <w:r/>
       <w:r>
         <w:rPr>
           <w:b/>
-          <w:sz w:val="20"/>
         </w:rPr>
         <w:t>销售出库运输标准流程</w:t>
       </w:r>
       <w:r>
-        <w:rPr>
-          <w:sz w:val="20"/>
-        </w:rPr>
         <w:t>：</w:t>
       </w:r>
     </w:p>
     <w:p>
       <w:pPr>
-        <w:ind w:left="454"/>
+        <w:shd w:val="clear" w:color="auto" w:fill="F3F4F6"/>
       </w:pPr>
       <w:r>
         <w:rPr>
           <w:rFonts w:ascii="Courier New" w:hAnsi="Courier New"/>
-          <w:color w:val="1E406E"/>
-          <w:sz w:val="17"/>
+          <w:sz w:val="18"/>
         </w:rPr>
         <w:t>① 接收采销系统的销售提单/发货通知单</w:t>
         <w:br/>
-      </w:r>
-      <w:r>
-        <w:rPr>
-          <w:rFonts w:ascii="Courier New" w:hAnsi="Courier New"/>
-          <w:color w:val="1E406E"/>
-          <w:sz w:val="17"/>
-        </w:rPr>
-        <w:t>② 创建物流出库运单（关联提单）</w:t>
+        <w:t>② 创建物流出库运单（关联提单；填写运费信息）</w:t>
         <w:br/>
-      </w:r>
-      <w:r>
-        <w:rPr>
-          <w:rFonts w:ascii="Courier New" w:hAnsi="Courier New"/>
-          <w:color w:val="1E406E"/>
-          <w:sz w:val="17"/>
-        </w:rPr>
         <w:t>③ 叫车派车</w:t>
         <w:br/>
-      </w:r>
-      <w:r>
-        <w:rPr>
-          <w:rFonts w:ascii="Courier New" w:hAnsi="Courier New"/>
-          <w:color w:val="1E406E"/>
-          <w:sz w:val="17"/>
-        </w:rPr>
         <w:t>④ 仓储库管备货/拣货</w:t>
         <w:br/>
-      </w:r>
-      <w:r>
-        <w:rPr>
-          <w:rFonts w:ascii="Courier New" w:hAnsi="Courier New"/>
-          <w:color w:val="1E406E"/>
-          <w:sz w:val="17"/>
-        </w:rPr>
         <w:t>⑤ 过磅出库（地磅数据确认出库数量）</w:t>
         <w:br/>
-      </w:r>
-      <w:r>
-        <w:rPr>
-          <w:rFonts w:ascii="Courier New" w:hAnsi="Courier New"/>
-          <w:color w:val="1E406E"/>
-          <w:sz w:val="17"/>
-        </w:rPr>
-        <w:t>⑥ 创建物流出库单（库存扣减）</w:t>
+        <w:t>⑥ 在运单详情中关联磅单（客户收货磅单可在对方确认后补录）</w:t>
         <w:br/>
-      </w:r>
-      <w:r>
-        <w:rPr>
-          <w:rFonts w:ascii="Courier New" w:hAnsi="Courier New"/>
-          <w:color w:val="1E406E"/>
-          <w:sz w:val="17"/>
-        </w:rPr>
-        <w:t>⑦ 客户签收 → 回单归档</w:t>
+        <w:t>⑦ 创建物流出库单（库存扣减）</w:t>
         <w:br/>
+        <w:t>⑧ 提交结算 → 物流对账归集运费</w:t>
+        <w:br/>
+        <w:t>⑨ 客户签收 → 回单归档</w:t>
       </w:r>
     </w:p>
     <w:p>
       <w:pPr>
-        <w:pBdr>
-          <w:bottom w:val="single" w:sz="4" w:space="1" w:color="C7D2FE"/>
-        </w:pBdr>
+        <w:spacing w:after="40"/>
       </w:pPr>
     </w:p>
     <w:p>
@@ -2930,11 +4541,6 @@
         <w:pStyle w:val="Heading2"/>
       </w:pPr>
       <w:r>
-        <w:rPr>
-          <w:b/>
-          <w:color w:val="1E4D8C"/>
-          <w:sz w:val="32"/>
-        </w:rPr>
         <w:t>下游任务流：你的操作触发</w:t>
       </w:r>
     </w:p>
@@ -2945,21 +4551,22 @@
         <w:tblLook w:firstColumn="1" w:firstRow="1" w:lastColumn="0" w:lastRow="0" w:noHBand="0" w:noVBand="1" w:val="04A0"/>
       </w:tblPr>
       <w:tblGrid>
-        <w:gridCol w:w="3041"/>
-        <w:gridCol w:w="3041"/>
-        <w:gridCol w:w="3041"/>
+        <w:gridCol w:w="2880"/>
+        <w:gridCol w:w="2880"/>
+        <w:gridCol w:w="2880"/>
       </w:tblGrid>
       <w:tr>
         <w:tc>
           <w:tcPr>
-            <w:tcW w:type="dxa" w:w="2929"/>
-            <w:shd w:val="clear" w:color="auto" w:fill="DBEAFE"/>
+            <w:tcW w:type="dxa" w:w="2880"/>
+            <w:shd w:val="clear" w:color="auto" w:fill="1A56DB"/>
           </w:tcPr>
           <w:p>
             <w:r>
               <w:rPr>
                 <w:b/>
-                <w:sz w:val="18"/>
+                <w:color w:val="FFFFFF"/>
+                <w:sz w:val="19"/>
               </w:rPr>
               <w:t>下游角色</w:t>
             </w:r>
@@ -2967,14 +4574,15 @@
         </w:tc>
         <w:tc>
           <w:tcPr>
-            <w:tcW w:type="dxa" w:w="2929"/>
-            <w:shd w:val="clear" w:color="auto" w:fill="DBEAFE"/>
+            <w:tcW w:type="dxa" w:w="2880"/>
+            <w:shd w:val="clear" w:color="auto" w:fill="1A56DB"/>
           </w:tcPr>
           <w:p>
             <w:r>
               <w:rPr>
                 <w:b/>
-                <w:sz w:val="18"/>
+                <w:color w:val="FFFFFF"/>
+                <w:sz w:val="19"/>
               </w:rPr>
               <w:t>触发事项</w:t>
             </w:r>
@@ -2982,14 +4590,15 @@
         </w:tc>
         <w:tc>
           <w:tcPr>
-            <w:tcW w:type="dxa" w:w="2929"/>
-            <w:shd w:val="clear" w:color="auto" w:fill="DBEAFE"/>
+            <w:tcW w:type="dxa" w:w="2880"/>
+            <w:shd w:val="clear" w:color="auto" w:fill="1A56DB"/>
           </w:tcPr>
           <w:p>
             <w:r>
               <w:rPr>
                 <w:b/>
-                <w:sz w:val="18"/>
+                <w:color w:val="FFFFFF"/>
+                <w:sz w:val="19"/>
               </w:rPr>
               <w:t>说明</w:t>
             </w:r>
@@ -2999,12 +4608,12 @@
       <w:tr>
         <w:tc>
           <w:tcPr>
-            <w:tcW w:type="dxa" w:w="2929"/>
+            <w:tcW w:type="dxa" w:w="2880"/>
           </w:tcPr>
           <w:p>
             <w:r>
               <w:rPr>
-                <w:sz w:val="18"/>
+                <w:sz w:val="19"/>
               </w:rPr>
               <w:t>现场一线（地磅）</w:t>
             </w:r>
@@ -3012,12 +4621,12 @@
         </w:tc>
         <w:tc>
           <w:tcPr>
-            <w:tcW w:type="dxa" w:w="2929"/>
+            <w:tcW w:type="dxa" w:w="2880"/>
           </w:tcPr>
           <w:p>
             <w:r>
               <w:rPr>
-                <w:sz w:val="18"/>
+                <w:sz w:val="19"/>
               </w:rPr>
               <w:t>车辆进厂</w:t>
             </w:r>
@@ -3025,12 +4634,12 @@
         </w:tc>
         <w:tc>
           <w:tcPr>
-            <w:tcW w:type="dxa" w:w="2929"/>
+            <w:tcW w:type="dxa" w:w="2880"/>
           </w:tcPr>
           <w:p>
             <w:r>
               <w:rPr>
-                <w:sz w:val="18"/>
+                <w:sz w:val="19"/>
               </w:rPr>
               <w:t>电子围栏推送预警，现场准备过磅</w:t>
             </w:r>
@@ -3040,12 +4649,12 @@
       <w:tr>
         <w:tc>
           <w:tcPr>
-            <w:tcW w:type="dxa" w:w="2929"/>
+            <w:tcW w:type="dxa" w:w="2880"/>
           </w:tcPr>
           <w:p>
             <w:r>
               <w:rPr>
-                <w:sz w:val="18"/>
+                <w:sz w:val="19"/>
               </w:rPr>
               <w:t>仓储库管</w:t>
             </w:r>
@@ -3053,12 +4662,12 @@
         </w:tc>
         <w:tc>
           <w:tcPr>
-            <w:tcW w:type="dxa" w:w="2929"/>
+            <w:tcW w:type="dxa" w:w="2880"/>
           </w:tcPr>
           <w:p>
             <w:r>
               <w:rPr>
-                <w:sz w:val="18"/>
+                <w:sz w:val="19"/>
               </w:rPr>
               <w:t>物流入库单确认</w:t>
             </w:r>
@@ -3066,12 +4675,12 @@
         </w:tc>
         <w:tc>
           <w:tcPr>
-            <w:tcW w:type="dxa" w:w="2929"/>
+            <w:tcW w:type="dxa" w:w="2880"/>
           </w:tcPr>
           <w:p>
             <w:r>
               <w:rPr>
-                <w:sz w:val="18"/>
+                <w:sz w:val="19"/>
               </w:rPr>
               <w:t>通知库管创建业务入库单，批次进库存</w:t>
             </w:r>
@@ -3081,12 +4690,12 @@
       <w:tr>
         <w:tc>
           <w:tcPr>
-            <w:tcW w:type="dxa" w:w="2929"/>
+            <w:tcW w:type="dxa" w:w="2880"/>
           </w:tcPr>
           <w:p>
             <w:r>
               <w:rPr>
-                <w:sz w:val="18"/>
+                <w:sz w:val="19"/>
               </w:rPr>
               <w:t>仓储库管</w:t>
             </w:r>
@@ -3094,12 +4703,12 @@
         </w:tc>
         <w:tc>
           <w:tcPr>
-            <w:tcW w:type="dxa" w:w="2929"/>
+            <w:tcW w:type="dxa" w:w="2880"/>
           </w:tcPr>
           <w:p>
             <w:r>
               <w:rPr>
-                <w:sz w:val="18"/>
+                <w:sz w:val="19"/>
               </w:rPr>
               <w:t>物流出库单确认</w:t>
             </w:r>
@@ -3107,12 +4716,12 @@
         </w:tc>
         <w:tc>
           <w:tcPr>
-            <w:tcW w:type="dxa" w:w="2929"/>
+            <w:tcW w:type="dxa" w:w="2880"/>
           </w:tcPr>
           <w:p>
             <w:r>
               <w:rPr>
-                <w:sz w:val="18"/>
+                <w:sz w:val="19"/>
               </w:rPr>
               <w:t>库存扣减，出库完成</w:t>
             </w:r>
@@ -3122,12 +4731,12 @@
       <w:tr>
         <w:tc>
           <w:tcPr>
-            <w:tcW w:type="dxa" w:w="2929"/>
+            <w:tcW w:type="dxa" w:w="2880"/>
           </w:tcPr>
           <w:p>
             <w:r>
               <w:rPr>
-                <w:sz w:val="18"/>
+                <w:sz w:val="19"/>
               </w:rPr>
               <w:t>财务结算</w:t>
             </w:r>
@@ -3135,12 +4744,12 @@
         </w:tc>
         <w:tc>
           <w:tcPr>
-            <w:tcW w:type="dxa" w:w="2929"/>
+            <w:tcW w:type="dxa" w:w="2880"/>
           </w:tcPr>
           <w:p>
             <w:r>
               <w:rPr>
-                <w:sz w:val="18"/>
+                <w:sz w:val="19"/>
               </w:rPr>
               <w:t>运费结算单</w:t>
             </w:r>
@@ -3148,25 +4757,22 @@
         </w:tc>
         <w:tc>
           <w:tcPr>
-            <w:tcW w:type="dxa" w:w="2929"/>
+            <w:tcW w:type="dxa" w:w="2880"/>
           </w:tcPr>
           <w:p>
             <w:r>
               <w:rPr>
-                <w:sz w:val="18"/>
+                <w:sz w:val="19"/>
               </w:rPr>
-              <w:t>运费数据归集到成本核价</w:t>
+              <w:t>运费数据归集到成本核价；亏吨扣款体现在实付金额中</w:t>
             </w:r>
           </w:p>
         </w:tc>
       </w:tr>
     </w:tbl>
-    <w:p/>
     <w:p>
       <w:pPr>
-        <w:pBdr>
-          <w:bottom w:val="single" w:sz="4" w:space="1" w:color="C7D2FE"/>
-        </w:pBdr>
+        <w:spacing w:after="40"/>
       </w:pPr>
     </w:p>
     <w:p>
@@ -3174,11 +4780,6 @@
         <w:pStyle w:val="Heading2"/>
       </w:pPr>
       <w:r>
-        <w:rPr>
-          <w:b/>
-          <w:color w:val="1E4D8C"/>
-          <w:sz w:val="32"/>
-        </w:rPr>
         <w:t>模块关联关系</w:t>
       </w:r>
     </w:p>
@@ -3189,20 +4790,21 @@
         <w:tblLook w:firstColumn="1" w:firstRow="1" w:lastColumn="0" w:lastRow="0" w:noHBand="0" w:noVBand="1" w:val="04A0"/>
       </w:tblPr>
       <w:tblGrid>
-        <w:gridCol w:w="4561"/>
-        <w:gridCol w:w="4561"/>
+        <w:gridCol w:w="4320"/>
+        <w:gridCol w:w="4320"/>
       </w:tblGrid>
       <w:tr>
         <w:tc>
           <w:tcPr>
-            <w:tcW w:type="dxa" w:w="4394"/>
-            <w:shd w:val="clear" w:color="auto" w:fill="DBEAFE"/>
+            <w:tcW w:type="dxa" w:w="4320"/>
+            <w:shd w:val="clear" w:color="auto" w:fill="1A56DB"/>
           </w:tcPr>
           <w:p>
             <w:r>
               <w:rPr>
                 <w:b/>
-                <w:sz w:val="18"/>
+                <w:color w:val="FFFFFF"/>
+                <w:sz w:val="19"/>
               </w:rPr>
               <w:t>关联模块</w:t>
             </w:r>
@@ -3210,14 +4812,15 @@
         </w:tc>
         <w:tc>
           <w:tcPr>
-            <w:tcW w:type="dxa" w:w="4394"/>
-            <w:shd w:val="clear" w:color="auto" w:fill="DBEAFE"/>
+            <w:tcW w:type="dxa" w:w="4320"/>
+            <w:shd w:val="clear" w:color="auto" w:fill="1A56DB"/>
           </w:tcPr>
           <w:p>
             <w:r>
               <w:rPr>
                 <w:b/>
-                <w:sz w:val="18"/>
+                <w:color w:val="FFFFFF"/>
+                <w:sz w:val="19"/>
               </w:rPr>
               <w:t>关系说明</w:t>
             </w:r>
@@ -3227,12 +4830,12 @@
       <w:tr>
         <w:tc>
           <w:tcPr>
-            <w:tcW w:type="dxa" w:w="4394"/>
+            <w:tcW w:type="dxa" w:w="4320"/>
           </w:tcPr>
           <w:p>
             <w:r>
               <w:rPr>
-                <w:sz w:val="18"/>
+                <w:sz w:val="19"/>
               </w:rPr>
               <w:t>采销系统</w:t>
             </w:r>
@@ -3240,12 +4843,12 @@
         </w:tc>
         <w:tc>
           <w:tcPr>
-            <w:tcW w:type="dxa" w:w="4394"/>
+            <w:tcW w:type="dxa" w:w="4320"/>
           </w:tcPr>
           <w:p>
             <w:r>
               <w:rPr>
-                <w:sz w:val="18"/>
+                <w:sz w:val="19"/>
               </w:rPr>
               <w:t>接收发货指令/提单；运费回流成本</w:t>
             </w:r>
@@ -3255,12 +4858,12 @@
       <w:tr>
         <w:tc>
           <w:tcPr>
-            <w:tcW w:type="dxa" w:w="4394"/>
+            <w:tcW w:type="dxa" w:w="4320"/>
           </w:tcPr>
           <w:p>
             <w:r>
               <w:rPr>
-                <w:sz w:val="18"/>
+                <w:sz w:val="19"/>
               </w:rPr>
               <w:t>库存管理</w:t>
             </w:r>
@@ -3268,12 +4871,12 @@
         </w:tc>
         <w:tc>
           <w:tcPr>
-            <w:tcW w:type="dxa" w:w="4394"/>
+            <w:tcW w:type="dxa" w:w="4320"/>
           </w:tcPr>
           <w:p>
             <w:r>
               <w:rPr>
-                <w:sz w:val="18"/>
+                <w:sz w:val="19"/>
               </w:rPr>
               <w:t>到货触发入库；发货触发出库</w:t>
             </w:r>
@@ -3283,12 +4886,12 @@
       <w:tr>
         <w:tc>
           <w:tcPr>
-            <w:tcW w:type="dxa" w:w="4394"/>
+            <w:tcW w:type="dxa" w:w="4320"/>
           </w:tcPr>
           <w:p>
             <w:r>
               <w:rPr>
-                <w:sz w:val="18"/>
+                <w:sz w:val="19"/>
               </w:rPr>
               <w:t>地磅管理</w:t>
             </w:r>
@@ -3296,14 +4899,14 @@
         </w:tc>
         <w:tc>
           <w:tcPr>
-            <w:tcW w:type="dxa" w:w="4394"/>
+            <w:tcW w:type="dxa" w:w="4320"/>
           </w:tcPr>
           <w:p>
             <w:r>
               <w:rPr>
-                <w:sz w:val="18"/>
+                <w:sz w:val="19"/>
               </w:rPr>
-              <w:t>进出场过磅数据关联运单/车辆，是数量确认依据</w:t>
+              <w:t>进出场过磅数据关联运单/车辆，提供三方磅单数据用于结算核重</w:t>
             </w:r>
           </w:p>
         </w:tc>
@@ -3311,12 +4914,12 @@
       <w:tr>
         <w:tc>
           <w:tcPr>
-            <w:tcW w:type="dxa" w:w="4394"/>
+            <w:tcW w:type="dxa" w:w="4320"/>
           </w:tcPr>
           <w:p>
             <w:r>
               <w:rPr>
-                <w:sz w:val="18"/>
+                <w:sz w:val="19"/>
               </w:rPr>
               <w:t>监控录像</w:t>
             </w:r>
@@ -3324,12 +4927,12 @@
         </w:tc>
         <w:tc>
           <w:tcPr>
-            <w:tcW w:type="dxa" w:w="4394"/>
+            <w:tcW w:type="dxa" w:w="4320"/>
           </w:tcPr>
           <w:p>
             <w:r>
               <w:rPr>
-                <w:sz w:val="18"/>
+                <w:sz w:val="19"/>
               </w:rPr>
               <w:t>到货/卸货影像关联车次</w:t>
             </w:r>
@@ -3339,12 +4942,12 @@
       <w:tr>
         <w:tc>
           <w:tcPr>
-            <w:tcW w:type="dxa" w:w="4394"/>
+            <w:tcW w:type="dxa" w:w="4320"/>
           </w:tcPr>
           <w:p>
             <w:r>
               <w:rPr>
-                <w:sz w:val="18"/>
+                <w:sz w:val="19"/>
               </w:rPr>
               <w:t>主数据管理</w:t>
             </w:r>
@@ -3352,12 +4955,12 @@
         </w:tc>
         <w:tc>
           <w:tcPr>
-            <w:tcW w:type="dxa" w:w="4394"/>
+            <w:tcW w:type="dxa" w:w="4320"/>
           </w:tcPr>
           <w:p>
             <w:r>
               <w:rPr>
-                <w:sz w:val="18"/>
+                <w:sz w:val="19"/>
               </w:rPr>
               <w:t>车辆、承运商、路线取自主数据</w:t>
             </w:r>
@@ -3367,12 +4970,12 @@
       <w:tr>
         <w:tc>
           <w:tcPr>
-            <w:tcW w:type="dxa" w:w="4394"/>
+            <w:tcW w:type="dxa" w:w="4320"/>
           </w:tcPr>
           <w:p>
             <w:r>
               <w:rPr>
-                <w:sz w:val="18"/>
+                <w:sz w:val="19"/>
               </w:rPr>
               <w:t>财务结算</w:t>
             </w:r>
@@ -3380,23 +4983,22 @@
         </w:tc>
         <w:tc>
           <w:tcPr>
-            <w:tcW w:type="dxa" w:w="4394"/>
+            <w:tcW w:type="dxa" w:w="4320"/>
           </w:tcPr>
           <w:p>
             <w:r>
               <w:rPr>
-                <w:sz w:val="18"/>
+                <w:sz w:val="19"/>
               </w:rPr>
-              <w:t>运费、里程喂给成本核价和损耗评估</w:t>
+              <w:t>运费、亏吨扣款喂给成本核价和损耗评估</w:t>
             </w:r>
           </w:p>
         </w:tc>
       </w:tr>
     </w:tbl>
-    <w:p/>
     <w:sectPr>
       <w:pgSz w:w="12240" w:h="15840"/>
-      <w:pgMar w:top="1417" w:right="1417" w:bottom="1417" w:left="1701" w:header="720" w:footer="720" w:gutter="0"/>
+      <w:pgMar w:top="1440" w:right="1800" w:bottom="1440" w:left="1800" w:header="720" w:footer="720" w:gutter="0"/>
       <w:cols w:space="720"/>
       <w:docGrid w:linePitch="360"/>
     </w:sectPr>
@@ -3769,7 +5371,7 @@
     <w:rsid w:val="00FC693F"/>
     <w:rPr>
       <w:rFonts w:ascii="微软雅黑" w:hAnsi="微软雅黑"/>
-      <w:sz w:val="20"/>
+      <w:sz w:val="21"/>
     </w:rPr>
   </w:style>
   <w:style w:type="paragraph" w:styleId="Header">
